--- a/Моделювання систем/лаб19/Horetskyi_lab#.docx
+++ b/Моделювання систем/лаб19/Horetskyi_lab#.docx
@@ -274,7 +274,7 @@
           <w:b/>
           <w:bCs/>
         </w:rPr>
-        <w:t>Завдання 1.</w:t>
+        <w:t>Завдання 1</w:t>
       </w:r>
     </w:p>
     <w:p>
@@ -285,7 +285,48 @@
         <w:t>Умова завдання</w:t>
       </w:r>
     </w:p>
-    <w:p/>
+    <w:p>
+      <w:r>
+        <w:rPr>
+          <w:noProof/>
+        </w:rPr>
+        <w:drawing>
+          <wp:inline distT="0" distB="0" distL="0" distR="0" wp14:anchorId="288F6BE1" wp14:editId="315B8CDF">
+            <wp:extent cx="5733415" cy="4070985"/>
+            <wp:effectExtent l="0" t="0" r="635" b="5715"/>
+            <wp:docPr id="1" name="Рисунок 1"/>
+            <wp:cNvGraphicFramePr>
+              <a:graphicFrameLocks xmlns:a="http://schemas.openxmlformats.org/drawingml/2006/main" noChangeAspect="1"/>
+            </wp:cNvGraphicFramePr>
+            <a:graphic xmlns:a="http://schemas.openxmlformats.org/drawingml/2006/main">
+              <a:graphicData uri="http://schemas.openxmlformats.org/drawingml/2006/picture">
+                <pic:pic xmlns:pic="http://schemas.openxmlformats.org/drawingml/2006/picture">
+                  <pic:nvPicPr>
+                    <pic:cNvPr id="1" name=""/>
+                    <pic:cNvPicPr/>
+                  </pic:nvPicPr>
+                  <pic:blipFill>
+                    <a:blip r:embed="rId4"/>
+                    <a:stretch>
+                      <a:fillRect/>
+                    </a:stretch>
+                  </pic:blipFill>
+                  <pic:spPr>
+                    <a:xfrm>
+                      <a:off x="0" y="0"/>
+                      <a:ext cx="5733415" cy="4070985"/>
+                    </a:xfrm>
+                    <a:prstGeom prst="rect">
+                      <a:avLst/>
+                    </a:prstGeom>
+                  </pic:spPr>
+                </pic:pic>
+              </a:graphicData>
+            </a:graphic>
+          </wp:inline>
+        </w:drawing>
+      </w:r>
+    </w:p>
     <w:p>
       <w:pPr>
         <w:pStyle w:val="4"/>
@@ -309,10 +350,2276 @@
     </w:p>
     <w:p>
       <w:pPr>
-        <w:rPr>
-          <w:lang w:val="ru-RU"/>
-        </w:rPr>
-      </w:pPr>
+        <w:spacing w:line="240" w:lineRule="auto"/>
+        <w:rPr>
+          <w:rFonts w:ascii="Consolas" w:eastAsia="Times New Roman" w:hAnsi="Consolas" w:cs="Times New Roman"/>
+          <w:sz w:val="20"/>
+          <w:szCs w:val="20"/>
+          <w:lang w:val="uk-UA"/>
+        </w:rPr>
+      </w:pPr>
+      <w:proofErr w:type="spellStart"/>
+      <w:r>
+        <w:rPr>
+          <w:rFonts w:ascii="Consolas" w:eastAsia="Times New Roman" w:hAnsi="Consolas" w:cs="Times New Roman"/>
+          <w:color w:val="0E00FF"/>
+          <w:sz w:val="20"/>
+          <w:szCs w:val="20"/>
+          <w:lang w:val="uk-UA"/>
+        </w:rPr>
+        <w:t>function</w:t>
+      </w:r>
+      <w:proofErr w:type="spellEnd"/>
+      <w:r>
+        <w:rPr>
+          <w:rFonts w:ascii="Consolas" w:eastAsia="Times New Roman" w:hAnsi="Consolas" w:cs="Times New Roman"/>
+          <w:color w:val="0E00FF"/>
+          <w:sz w:val="20"/>
+          <w:szCs w:val="20"/>
+          <w:lang w:val="uk-UA"/>
+        </w:rPr>
+        <w:t xml:space="preserve"> </w:t>
+      </w:r>
+      <w:proofErr w:type="spellStart"/>
+      <w:r>
+        <w:rPr>
+          <w:rFonts w:ascii="Consolas" w:eastAsia="Times New Roman" w:hAnsi="Consolas" w:cs="Times New Roman"/>
+          <w:sz w:val="20"/>
+          <w:szCs w:val="20"/>
+          <w:lang w:val="uk-UA"/>
+        </w:rPr>
+        <w:t>dYdt</w:t>
+      </w:r>
+      <w:proofErr w:type="spellEnd"/>
+      <w:r>
+        <w:rPr>
+          <w:rFonts w:ascii="Consolas" w:eastAsia="Times New Roman" w:hAnsi="Consolas" w:cs="Times New Roman"/>
+          <w:sz w:val="20"/>
+          <w:szCs w:val="20"/>
+          <w:lang w:val="uk-UA"/>
+        </w:rPr>
+        <w:t xml:space="preserve"> = chemical_reactions_variant1(t, Y, k1, k2)</w:t>
+      </w:r>
+    </w:p>
+    <w:p>
+      <w:pPr>
+        <w:spacing w:line="240" w:lineRule="auto"/>
+        <w:rPr>
+          <w:rFonts w:ascii="Consolas" w:eastAsia="Times New Roman" w:hAnsi="Consolas" w:cs="Times New Roman"/>
+          <w:sz w:val="20"/>
+          <w:szCs w:val="20"/>
+          <w:lang w:val="uk-UA"/>
+        </w:rPr>
+      </w:pPr>
+      <w:r>
+        <w:rPr>
+          <w:rFonts w:ascii="Consolas" w:eastAsia="Times New Roman" w:hAnsi="Consolas" w:cs="Times New Roman"/>
+          <w:sz w:val="20"/>
+          <w:szCs w:val="20"/>
+          <w:lang w:val="uk-UA"/>
+        </w:rPr>
+        <w:t xml:space="preserve">    A = Y(1);</w:t>
+      </w:r>
+    </w:p>
+    <w:p>
+      <w:pPr>
+        <w:spacing w:line="240" w:lineRule="auto"/>
+        <w:rPr>
+          <w:rFonts w:ascii="Consolas" w:eastAsia="Times New Roman" w:hAnsi="Consolas" w:cs="Times New Roman"/>
+          <w:sz w:val="20"/>
+          <w:szCs w:val="20"/>
+          <w:lang w:val="uk-UA"/>
+        </w:rPr>
+      </w:pPr>
+      <w:r>
+        <w:rPr>
+          <w:rFonts w:ascii="Consolas" w:eastAsia="Times New Roman" w:hAnsi="Consolas" w:cs="Times New Roman"/>
+          <w:sz w:val="20"/>
+          <w:szCs w:val="20"/>
+          <w:lang w:val="uk-UA"/>
+        </w:rPr>
+        <w:t xml:space="preserve">    B = Y(2);</w:t>
+      </w:r>
+    </w:p>
+    <w:p>
+      <w:pPr>
+        <w:spacing w:line="240" w:lineRule="auto"/>
+        <w:rPr>
+          <w:rFonts w:ascii="Consolas" w:eastAsia="Times New Roman" w:hAnsi="Consolas" w:cs="Times New Roman"/>
+          <w:sz w:val="20"/>
+          <w:szCs w:val="20"/>
+          <w:lang w:val="uk-UA"/>
+        </w:rPr>
+      </w:pPr>
+      <w:r>
+        <w:rPr>
+          <w:rFonts w:ascii="Consolas" w:eastAsia="Times New Roman" w:hAnsi="Consolas" w:cs="Times New Roman"/>
+          <w:sz w:val="20"/>
+          <w:szCs w:val="20"/>
+          <w:lang w:val="uk-UA"/>
+        </w:rPr>
+        <w:t xml:space="preserve">    C = Y(3);</w:t>
+      </w:r>
+    </w:p>
+    <w:p>
+      <w:pPr>
+        <w:spacing w:line="240" w:lineRule="auto"/>
+        <w:rPr>
+          <w:rFonts w:ascii="Consolas" w:eastAsia="Times New Roman" w:hAnsi="Consolas" w:cs="Times New Roman"/>
+          <w:sz w:val="20"/>
+          <w:szCs w:val="20"/>
+          <w:lang w:val="uk-UA"/>
+        </w:rPr>
+      </w:pPr>
+      <w:r>
+        <w:rPr>
+          <w:rFonts w:ascii="Consolas" w:eastAsia="Times New Roman" w:hAnsi="Consolas" w:cs="Times New Roman"/>
+          <w:sz w:val="20"/>
+          <w:szCs w:val="20"/>
+          <w:lang w:val="uk-UA"/>
+        </w:rPr>
+        <w:t xml:space="preserve">    D = Y(4);</w:t>
+      </w:r>
+    </w:p>
+    <w:p>
+      <w:pPr>
+        <w:spacing w:line="240" w:lineRule="auto"/>
+        <w:rPr>
+          <w:rFonts w:ascii="Consolas" w:eastAsia="Times New Roman" w:hAnsi="Consolas" w:cs="Times New Roman"/>
+          <w:sz w:val="20"/>
+          <w:szCs w:val="20"/>
+          <w:lang w:val="uk-UA"/>
+        </w:rPr>
+      </w:pPr>
+    </w:p>
+    <w:p>
+      <w:pPr>
+        <w:spacing w:line="240" w:lineRule="auto"/>
+        <w:rPr>
+          <w:rFonts w:ascii="Consolas" w:eastAsia="Times New Roman" w:hAnsi="Consolas" w:cs="Times New Roman"/>
+          <w:sz w:val="20"/>
+          <w:szCs w:val="20"/>
+          <w:lang w:val="uk-UA"/>
+        </w:rPr>
+      </w:pPr>
+      <w:r>
+        <w:rPr>
+          <w:rFonts w:ascii="Consolas" w:eastAsia="Times New Roman" w:hAnsi="Consolas" w:cs="Times New Roman"/>
+          <w:sz w:val="20"/>
+          <w:szCs w:val="20"/>
+          <w:lang w:val="uk-UA"/>
+        </w:rPr>
+        <w:lastRenderedPageBreak/>
+        <w:t xml:space="preserve">    r1 = k1 * A^2 * B;</w:t>
+      </w:r>
+    </w:p>
+    <w:p>
+      <w:pPr>
+        <w:spacing w:line="240" w:lineRule="auto"/>
+        <w:rPr>
+          <w:rFonts w:ascii="Consolas" w:eastAsia="Times New Roman" w:hAnsi="Consolas" w:cs="Times New Roman"/>
+          <w:sz w:val="20"/>
+          <w:szCs w:val="20"/>
+          <w:lang w:val="uk-UA"/>
+        </w:rPr>
+      </w:pPr>
+      <w:r>
+        <w:rPr>
+          <w:rFonts w:ascii="Consolas" w:eastAsia="Times New Roman" w:hAnsi="Consolas" w:cs="Times New Roman"/>
+          <w:sz w:val="20"/>
+          <w:szCs w:val="20"/>
+          <w:lang w:val="uk-UA"/>
+        </w:rPr>
+        <w:t xml:space="preserve">    r2 = k2 * C^2 * D;</w:t>
+      </w:r>
+    </w:p>
+    <w:p>
+      <w:pPr>
+        <w:spacing w:line="240" w:lineRule="auto"/>
+        <w:rPr>
+          <w:rFonts w:ascii="Consolas" w:eastAsia="Times New Roman" w:hAnsi="Consolas" w:cs="Times New Roman"/>
+          <w:sz w:val="20"/>
+          <w:szCs w:val="20"/>
+          <w:lang w:val="uk-UA"/>
+        </w:rPr>
+      </w:pPr>
+    </w:p>
+    <w:p>
+      <w:pPr>
+        <w:spacing w:line="240" w:lineRule="auto"/>
+        <w:rPr>
+          <w:rFonts w:ascii="Consolas" w:eastAsia="Times New Roman" w:hAnsi="Consolas" w:cs="Times New Roman"/>
+          <w:sz w:val="20"/>
+          <w:szCs w:val="20"/>
+          <w:lang w:val="uk-UA"/>
+        </w:rPr>
+      </w:pPr>
+      <w:r>
+        <w:rPr>
+          <w:rFonts w:ascii="Consolas" w:eastAsia="Times New Roman" w:hAnsi="Consolas" w:cs="Times New Roman"/>
+          <w:sz w:val="20"/>
+          <w:szCs w:val="20"/>
+          <w:lang w:val="uk-UA"/>
+        </w:rPr>
+        <w:t xml:space="preserve">    </w:t>
+      </w:r>
+      <w:proofErr w:type="spellStart"/>
+      <w:r>
+        <w:rPr>
+          <w:rFonts w:ascii="Consolas" w:eastAsia="Times New Roman" w:hAnsi="Consolas" w:cs="Times New Roman"/>
+          <w:sz w:val="20"/>
+          <w:szCs w:val="20"/>
+          <w:lang w:val="uk-UA"/>
+        </w:rPr>
+        <w:t>dAdt</w:t>
+      </w:r>
+      <w:proofErr w:type="spellEnd"/>
+      <w:r>
+        <w:rPr>
+          <w:rFonts w:ascii="Consolas" w:eastAsia="Times New Roman" w:hAnsi="Consolas" w:cs="Times New Roman"/>
+          <w:sz w:val="20"/>
+          <w:szCs w:val="20"/>
+          <w:lang w:val="uk-UA"/>
+        </w:rPr>
+        <w:t xml:space="preserve"> = -2*r1 + 2*r2;</w:t>
+      </w:r>
+    </w:p>
+    <w:p>
+      <w:pPr>
+        <w:spacing w:line="240" w:lineRule="auto"/>
+        <w:rPr>
+          <w:rFonts w:ascii="Consolas" w:eastAsia="Times New Roman" w:hAnsi="Consolas" w:cs="Times New Roman"/>
+          <w:sz w:val="20"/>
+          <w:szCs w:val="20"/>
+          <w:lang w:val="uk-UA"/>
+        </w:rPr>
+      </w:pPr>
+      <w:r>
+        <w:rPr>
+          <w:rFonts w:ascii="Consolas" w:eastAsia="Times New Roman" w:hAnsi="Consolas" w:cs="Times New Roman"/>
+          <w:sz w:val="20"/>
+          <w:szCs w:val="20"/>
+          <w:lang w:val="uk-UA"/>
+        </w:rPr>
+        <w:t xml:space="preserve">    </w:t>
+      </w:r>
+      <w:proofErr w:type="spellStart"/>
+      <w:r>
+        <w:rPr>
+          <w:rFonts w:ascii="Consolas" w:eastAsia="Times New Roman" w:hAnsi="Consolas" w:cs="Times New Roman"/>
+          <w:sz w:val="20"/>
+          <w:szCs w:val="20"/>
+          <w:lang w:val="uk-UA"/>
+        </w:rPr>
+        <w:t>dBdt</w:t>
+      </w:r>
+      <w:proofErr w:type="spellEnd"/>
+      <w:r>
+        <w:rPr>
+          <w:rFonts w:ascii="Consolas" w:eastAsia="Times New Roman" w:hAnsi="Consolas" w:cs="Times New Roman"/>
+          <w:sz w:val="20"/>
+          <w:szCs w:val="20"/>
+          <w:lang w:val="uk-UA"/>
+        </w:rPr>
+        <w:t xml:space="preserve"> = -1*r1 + 1*r2;</w:t>
+      </w:r>
+    </w:p>
+    <w:p>
+      <w:pPr>
+        <w:spacing w:line="240" w:lineRule="auto"/>
+        <w:rPr>
+          <w:rFonts w:ascii="Consolas" w:eastAsia="Times New Roman" w:hAnsi="Consolas" w:cs="Times New Roman"/>
+          <w:sz w:val="20"/>
+          <w:szCs w:val="20"/>
+          <w:lang w:val="uk-UA"/>
+        </w:rPr>
+      </w:pPr>
+      <w:r>
+        <w:rPr>
+          <w:rFonts w:ascii="Consolas" w:eastAsia="Times New Roman" w:hAnsi="Consolas" w:cs="Times New Roman"/>
+          <w:sz w:val="20"/>
+          <w:szCs w:val="20"/>
+          <w:lang w:val="uk-UA"/>
+        </w:rPr>
+        <w:t xml:space="preserve">    </w:t>
+      </w:r>
+      <w:proofErr w:type="spellStart"/>
+      <w:r>
+        <w:rPr>
+          <w:rFonts w:ascii="Consolas" w:eastAsia="Times New Roman" w:hAnsi="Consolas" w:cs="Times New Roman"/>
+          <w:sz w:val="20"/>
+          <w:szCs w:val="20"/>
+          <w:lang w:val="uk-UA"/>
+        </w:rPr>
+        <w:t>dCdt</w:t>
+      </w:r>
+      <w:proofErr w:type="spellEnd"/>
+      <w:r>
+        <w:rPr>
+          <w:rFonts w:ascii="Consolas" w:eastAsia="Times New Roman" w:hAnsi="Consolas" w:cs="Times New Roman"/>
+          <w:sz w:val="20"/>
+          <w:szCs w:val="20"/>
+          <w:lang w:val="uk-UA"/>
+        </w:rPr>
+        <w:t xml:space="preserve"> =  2*r1 - 2*r2;</w:t>
+      </w:r>
+    </w:p>
+    <w:p>
+      <w:pPr>
+        <w:spacing w:line="240" w:lineRule="auto"/>
+        <w:rPr>
+          <w:rFonts w:ascii="Consolas" w:eastAsia="Times New Roman" w:hAnsi="Consolas" w:cs="Times New Roman"/>
+          <w:sz w:val="20"/>
+          <w:szCs w:val="20"/>
+          <w:lang w:val="uk-UA"/>
+        </w:rPr>
+      </w:pPr>
+      <w:r>
+        <w:rPr>
+          <w:rFonts w:ascii="Consolas" w:eastAsia="Times New Roman" w:hAnsi="Consolas" w:cs="Times New Roman"/>
+          <w:sz w:val="20"/>
+          <w:szCs w:val="20"/>
+          <w:lang w:val="uk-UA"/>
+        </w:rPr>
+        <w:t xml:space="preserve">    </w:t>
+      </w:r>
+      <w:proofErr w:type="spellStart"/>
+      <w:r>
+        <w:rPr>
+          <w:rFonts w:ascii="Consolas" w:eastAsia="Times New Roman" w:hAnsi="Consolas" w:cs="Times New Roman"/>
+          <w:sz w:val="20"/>
+          <w:szCs w:val="20"/>
+          <w:lang w:val="uk-UA"/>
+        </w:rPr>
+        <w:t>dDdt</w:t>
+      </w:r>
+      <w:proofErr w:type="spellEnd"/>
+      <w:r>
+        <w:rPr>
+          <w:rFonts w:ascii="Consolas" w:eastAsia="Times New Roman" w:hAnsi="Consolas" w:cs="Times New Roman"/>
+          <w:sz w:val="20"/>
+          <w:szCs w:val="20"/>
+          <w:lang w:val="uk-UA"/>
+        </w:rPr>
+        <w:t xml:space="preserve"> =  1*r1 - 1*r2;</w:t>
+      </w:r>
+    </w:p>
+    <w:p>
+      <w:pPr>
+        <w:spacing w:line="240" w:lineRule="auto"/>
+        <w:rPr>
+          <w:rFonts w:ascii="Consolas" w:eastAsia="Times New Roman" w:hAnsi="Consolas" w:cs="Times New Roman"/>
+          <w:sz w:val="20"/>
+          <w:szCs w:val="20"/>
+          <w:lang w:val="uk-UA"/>
+        </w:rPr>
+      </w:pPr>
+    </w:p>
+    <w:p>
+      <w:pPr>
+        <w:spacing w:line="240" w:lineRule="auto"/>
+        <w:rPr>
+          <w:rFonts w:ascii="Consolas" w:eastAsia="Times New Roman" w:hAnsi="Consolas" w:cs="Times New Roman"/>
+          <w:sz w:val="20"/>
+          <w:szCs w:val="20"/>
+          <w:lang w:val="uk-UA"/>
+        </w:rPr>
+      </w:pPr>
+      <w:r>
+        <w:rPr>
+          <w:rFonts w:ascii="Consolas" w:eastAsia="Times New Roman" w:hAnsi="Consolas" w:cs="Times New Roman"/>
+          <w:sz w:val="20"/>
+          <w:szCs w:val="20"/>
+          <w:lang w:val="uk-UA"/>
+        </w:rPr>
+        <w:t xml:space="preserve">    </w:t>
+      </w:r>
+      <w:proofErr w:type="spellStart"/>
+      <w:r>
+        <w:rPr>
+          <w:rFonts w:ascii="Consolas" w:eastAsia="Times New Roman" w:hAnsi="Consolas" w:cs="Times New Roman"/>
+          <w:sz w:val="20"/>
+          <w:szCs w:val="20"/>
+          <w:lang w:val="uk-UA"/>
+        </w:rPr>
+        <w:t>dYdt</w:t>
+      </w:r>
+      <w:proofErr w:type="spellEnd"/>
+      <w:r>
+        <w:rPr>
+          <w:rFonts w:ascii="Consolas" w:eastAsia="Times New Roman" w:hAnsi="Consolas" w:cs="Times New Roman"/>
+          <w:sz w:val="20"/>
+          <w:szCs w:val="20"/>
+          <w:lang w:val="uk-UA"/>
+        </w:rPr>
+        <w:t xml:space="preserve"> = [</w:t>
+      </w:r>
+      <w:proofErr w:type="spellStart"/>
+      <w:r>
+        <w:rPr>
+          <w:rFonts w:ascii="Consolas" w:eastAsia="Times New Roman" w:hAnsi="Consolas" w:cs="Times New Roman"/>
+          <w:sz w:val="20"/>
+          <w:szCs w:val="20"/>
+          <w:lang w:val="uk-UA"/>
+        </w:rPr>
+        <w:t>dAdt</w:t>
+      </w:r>
+      <w:proofErr w:type="spellEnd"/>
+      <w:r>
+        <w:rPr>
+          <w:rFonts w:ascii="Consolas" w:eastAsia="Times New Roman" w:hAnsi="Consolas" w:cs="Times New Roman"/>
+          <w:sz w:val="20"/>
+          <w:szCs w:val="20"/>
+          <w:lang w:val="uk-UA"/>
+        </w:rPr>
+        <w:t xml:space="preserve">; </w:t>
+      </w:r>
+      <w:proofErr w:type="spellStart"/>
+      <w:r>
+        <w:rPr>
+          <w:rFonts w:ascii="Consolas" w:eastAsia="Times New Roman" w:hAnsi="Consolas" w:cs="Times New Roman"/>
+          <w:sz w:val="20"/>
+          <w:szCs w:val="20"/>
+          <w:lang w:val="uk-UA"/>
+        </w:rPr>
+        <w:t>dBdt</w:t>
+      </w:r>
+      <w:proofErr w:type="spellEnd"/>
+      <w:r>
+        <w:rPr>
+          <w:rFonts w:ascii="Consolas" w:eastAsia="Times New Roman" w:hAnsi="Consolas" w:cs="Times New Roman"/>
+          <w:sz w:val="20"/>
+          <w:szCs w:val="20"/>
+          <w:lang w:val="uk-UA"/>
+        </w:rPr>
+        <w:t xml:space="preserve">; </w:t>
+      </w:r>
+      <w:proofErr w:type="spellStart"/>
+      <w:r>
+        <w:rPr>
+          <w:rFonts w:ascii="Consolas" w:eastAsia="Times New Roman" w:hAnsi="Consolas" w:cs="Times New Roman"/>
+          <w:sz w:val="20"/>
+          <w:szCs w:val="20"/>
+          <w:lang w:val="uk-UA"/>
+        </w:rPr>
+        <w:t>dCdt</w:t>
+      </w:r>
+      <w:proofErr w:type="spellEnd"/>
+      <w:r>
+        <w:rPr>
+          <w:rFonts w:ascii="Consolas" w:eastAsia="Times New Roman" w:hAnsi="Consolas" w:cs="Times New Roman"/>
+          <w:sz w:val="20"/>
+          <w:szCs w:val="20"/>
+          <w:lang w:val="uk-UA"/>
+        </w:rPr>
+        <w:t xml:space="preserve">; </w:t>
+      </w:r>
+      <w:proofErr w:type="spellStart"/>
+      <w:r>
+        <w:rPr>
+          <w:rFonts w:ascii="Consolas" w:eastAsia="Times New Roman" w:hAnsi="Consolas" w:cs="Times New Roman"/>
+          <w:sz w:val="20"/>
+          <w:szCs w:val="20"/>
+          <w:lang w:val="uk-UA"/>
+        </w:rPr>
+        <w:t>dDdt</w:t>
+      </w:r>
+      <w:proofErr w:type="spellEnd"/>
+      <w:r>
+        <w:rPr>
+          <w:rFonts w:ascii="Consolas" w:eastAsia="Times New Roman" w:hAnsi="Consolas" w:cs="Times New Roman"/>
+          <w:sz w:val="20"/>
+          <w:szCs w:val="20"/>
+          <w:lang w:val="uk-UA"/>
+        </w:rPr>
+        <w:t>];</w:t>
+      </w:r>
+    </w:p>
+    <w:p>
+      <w:pPr>
+        <w:spacing w:line="240" w:lineRule="auto"/>
+        <w:rPr>
+          <w:rFonts w:ascii="Consolas" w:eastAsia="Times New Roman" w:hAnsi="Consolas" w:cs="Times New Roman"/>
+          <w:sz w:val="20"/>
+          <w:szCs w:val="20"/>
+          <w:lang w:val="uk-UA"/>
+        </w:rPr>
+      </w:pPr>
+      <w:proofErr w:type="spellStart"/>
+      <w:r>
+        <w:rPr>
+          <w:rFonts w:ascii="Consolas" w:eastAsia="Times New Roman" w:hAnsi="Consolas" w:cs="Times New Roman"/>
+          <w:color w:val="0E00FF"/>
+          <w:sz w:val="20"/>
+          <w:szCs w:val="20"/>
+          <w:lang w:val="uk-UA"/>
+        </w:rPr>
+        <w:t>end</w:t>
+      </w:r>
+      <w:proofErr w:type="spellEnd"/>
+    </w:p>
+    <w:p>
+      <w:pPr>
+        <w:spacing w:line="240" w:lineRule="auto"/>
+        <w:rPr>
+          <w:rFonts w:ascii="Consolas" w:eastAsia="Times New Roman" w:hAnsi="Consolas" w:cs="Times New Roman"/>
+          <w:sz w:val="20"/>
+          <w:szCs w:val="20"/>
+          <w:lang w:val="uk-UA"/>
+        </w:rPr>
+      </w:pPr>
+    </w:p>
+    <w:p>
+      <w:pPr>
+        <w:spacing w:line="240" w:lineRule="auto"/>
+        <w:rPr>
+          <w:rFonts w:ascii="Consolas" w:eastAsia="Times New Roman" w:hAnsi="Consolas" w:cs="Times New Roman"/>
+          <w:sz w:val="20"/>
+          <w:szCs w:val="20"/>
+          <w:lang w:val="uk-UA"/>
+        </w:rPr>
+      </w:pPr>
+    </w:p>
+    <w:p>
+      <w:pPr>
+        <w:spacing w:line="240" w:lineRule="auto"/>
+        <w:rPr>
+          <w:rFonts w:ascii="Consolas" w:eastAsia="Times New Roman" w:hAnsi="Consolas" w:cs="Times New Roman"/>
+          <w:sz w:val="20"/>
+          <w:szCs w:val="20"/>
+          <w:lang w:val="uk-UA"/>
+        </w:rPr>
+      </w:pPr>
+      <w:r>
+        <w:rPr>
+          <w:rFonts w:ascii="Consolas" w:eastAsia="Times New Roman" w:hAnsi="Consolas" w:cs="Times New Roman"/>
+          <w:sz w:val="20"/>
+          <w:szCs w:val="20"/>
+          <w:lang w:val="uk-UA"/>
+        </w:rPr>
+        <w:t>k1 = 1.22;</w:t>
+      </w:r>
+    </w:p>
+    <w:p>
+      <w:pPr>
+        <w:spacing w:line="240" w:lineRule="auto"/>
+        <w:rPr>
+          <w:rFonts w:ascii="Consolas" w:eastAsia="Times New Roman" w:hAnsi="Consolas" w:cs="Times New Roman"/>
+          <w:sz w:val="20"/>
+          <w:szCs w:val="20"/>
+          <w:lang w:val="uk-UA"/>
+        </w:rPr>
+      </w:pPr>
+      <w:r>
+        <w:rPr>
+          <w:rFonts w:ascii="Consolas" w:eastAsia="Times New Roman" w:hAnsi="Consolas" w:cs="Times New Roman"/>
+          <w:sz w:val="20"/>
+          <w:szCs w:val="20"/>
+          <w:lang w:val="uk-UA"/>
+        </w:rPr>
+        <w:t>k2 = 0.68;</w:t>
+      </w:r>
+    </w:p>
+    <w:p>
+      <w:pPr>
+        <w:spacing w:line="240" w:lineRule="auto"/>
+        <w:rPr>
+          <w:rFonts w:ascii="Consolas" w:eastAsia="Times New Roman" w:hAnsi="Consolas" w:cs="Times New Roman"/>
+          <w:sz w:val="20"/>
+          <w:szCs w:val="20"/>
+          <w:lang w:val="uk-UA"/>
+        </w:rPr>
+      </w:pPr>
+    </w:p>
+    <w:p>
+      <w:pPr>
+        <w:spacing w:line="240" w:lineRule="auto"/>
+        <w:rPr>
+          <w:rFonts w:ascii="Consolas" w:eastAsia="Times New Roman" w:hAnsi="Consolas" w:cs="Times New Roman"/>
+          <w:sz w:val="20"/>
+          <w:szCs w:val="20"/>
+          <w:lang w:val="uk-UA"/>
+        </w:rPr>
+      </w:pPr>
+      <w:r>
+        <w:rPr>
+          <w:rFonts w:ascii="Consolas" w:eastAsia="Times New Roman" w:hAnsi="Consolas" w:cs="Times New Roman"/>
+          <w:sz w:val="20"/>
+          <w:szCs w:val="20"/>
+          <w:lang w:val="uk-UA"/>
+        </w:rPr>
+        <w:t xml:space="preserve">Y0 = [4.5; 2.5; 0; 0]; </w:t>
+      </w:r>
+    </w:p>
+    <w:p>
+      <w:pPr>
+        <w:spacing w:line="240" w:lineRule="auto"/>
+        <w:rPr>
+          <w:rFonts w:ascii="Consolas" w:eastAsia="Times New Roman" w:hAnsi="Consolas" w:cs="Times New Roman"/>
+          <w:sz w:val="20"/>
+          <w:szCs w:val="20"/>
+          <w:lang w:val="uk-UA"/>
+        </w:rPr>
+      </w:pPr>
+    </w:p>
+    <w:p>
+      <w:pPr>
+        <w:spacing w:line="240" w:lineRule="auto"/>
+        <w:rPr>
+          <w:rFonts w:ascii="Consolas" w:eastAsia="Times New Roman" w:hAnsi="Consolas" w:cs="Times New Roman"/>
+          <w:sz w:val="20"/>
+          <w:szCs w:val="20"/>
+          <w:lang w:val="uk-UA"/>
+        </w:rPr>
+      </w:pPr>
+      <w:proofErr w:type="spellStart"/>
+      <w:r>
+        <w:rPr>
+          <w:rFonts w:ascii="Consolas" w:eastAsia="Times New Roman" w:hAnsi="Consolas" w:cs="Times New Roman"/>
+          <w:sz w:val="20"/>
+          <w:szCs w:val="20"/>
+          <w:lang w:val="uk-UA"/>
+        </w:rPr>
+        <w:t>t_start</w:t>
+      </w:r>
+      <w:proofErr w:type="spellEnd"/>
+      <w:r>
+        <w:rPr>
+          <w:rFonts w:ascii="Consolas" w:eastAsia="Times New Roman" w:hAnsi="Consolas" w:cs="Times New Roman"/>
+          <w:sz w:val="20"/>
+          <w:szCs w:val="20"/>
+          <w:lang w:val="uk-UA"/>
+        </w:rPr>
+        <w:t xml:space="preserve"> = 0;</w:t>
+      </w:r>
+    </w:p>
+    <w:p>
+      <w:pPr>
+        <w:spacing w:line="240" w:lineRule="auto"/>
+        <w:rPr>
+          <w:rFonts w:ascii="Consolas" w:eastAsia="Times New Roman" w:hAnsi="Consolas" w:cs="Times New Roman"/>
+          <w:sz w:val="20"/>
+          <w:szCs w:val="20"/>
+          <w:lang w:val="uk-UA"/>
+        </w:rPr>
+      </w:pPr>
+      <w:proofErr w:type="spellStart"/>
+      <w:r>
+        <w:rPr>
+          <w:rFonts w:ascii="Consolas" w:eastAsia="Times New Roman" w:hAnsi="Consolas" w:cs="Times New Roman"/>
+          <w:sz w:val="20"/>
+          <w:szCs w:val="20"/>
+          <w:lang w:val="uk-UA"/>
+        </w:rPr>
+        <w:t>t_end</w:t>
+      </w:r>
+      <w:proofErr w:type="spellEnd"/>
+      <w:r>
+        <w:rPr>
+          <w:rFonts w:ascii="Consolas" w:eastAsia="Times New Roman" w:hAnsi="Consolas" w:cs="Times New Roman"/>
+          <w:sz w:val="20"/>
+          <w:szCs w:val="20"/>
+          <w:lang w:val="uk-UA"/>
+        </w:rPr>
+        <w:t xml:space="preserve"> = 10; </w:t>
+      </w:r>
+    </w:p>
+    <w:p>
+      <w:pPr>
+        <w:spacing w:line="240" w:lineRule="auto"/>
+        <w:rPr>
+          <w:rFonts w:ascii="Consolas" w:eastAsia="Times New Roman" w:hAnsi="Consolas" w:cs="Times New Roman"/>
+          <w:sz w:val="20"/>
+          <w:szCs w:val="20"/>
+          <w:lang w:val="uk-UA"/>
+        </w:rPr>
+      </w:pPr>
+      <w:proofErr w:type="spellStart"/>
+      <w:r>
+        <w:rPr>
+          <w:rFonts w:ascii="Consolas" w:eastAsia="Times New Roman" w:hAnsi="Consolas" w:cs="Times New Roman"/>
+          <w:sz w:val="20"/>
+          <w:szCs w:val="20"/>
+          <w:lang w:val="uk-UA"/>
+        </w:rPr>
+        <w:t>t_span</w:t>
+      </w:r>
+      <w:proofErr w:type="spellEnd"/>
+      <w:r>
+        <w:rPr>
+          <w:rFonts w:ascii="Consolas" w:eastAsia="Times New Roman" w:hAnsi="Consolas" w:cs="Times New Roman"/>
+          <w:sz w:val="20"/>
+          <w:szCs w:val="20"/>
+          <w:lang w:val="uk-UA"/>
+        </w:rPr>
+        <w:t xml:space="preserve"> = [</w:t>
+      </w:r>
+      <w:proofErr w:type="spellStart"/>
+      <w:r>
+        <w:rPr>
+          <w:rFonts w:ascii="Consolas" w:eastAsia="Times New Roman" w:hAnsi="Consolas" w:cs="Times New Roman"/>
+          <w:sz w:val="20"/>
+          <w:szCs w:val="20"/>
+          <w:lang w:val="uk-UA"/>
+        </w:rPr>
+        <w:t>t_start</w:t>
+      </w:r>
+      <w:proofErr w:type="spellEnd"/>
+      <w:r>
+        <w:rPr>
+          <w:rFonts w:ascii="Consolas" w:eastAsia="Times New Roman" w:hAnsi="Consolas" w:cs="Times New Roman"/>
+          <w:sz w:val="20"/>
+          <w:szCs w:val="20"/>
+          <w:lang w:val="uk-UA"/>
+        </w:rPr>
+        <w:t xml:space="preserve">, </w:t>
+      </w:r>
+      <w:proofErr w:type="spellStart"/>
+      <w:r>
+        <w:rPr>
+          <w:rFonts w:ascii="Consolas" w:eastAsia="Times New Roman" w:hAnsi="Consolas" w:cs="Times New Roman"/>
+          <w:sz w:val="20"/>
+          <w:szCs w:val="20"/>
+          <w:lang w:val="uk-UA"/>
+        </w:rPr>
+        <w:t>t_end</w:t>
+      </w:r>
+      <w:proofErr w:type="spellEnd"/>
+      <w:r>
+        <w:rPr>
+          <w:rFonts w:ascii="Consolas" w:eastAsia="Times New Roman" w:hAnsi="Consolas" w:cs="Times New Roman"/>
+          <w:sz w:val="20"/>
+          <w:szCs w:val="20"/>
+          <w:lang w:val="uk-UA"/>
+        </w:rPr>
+        <w:t>];</w:t>
+      </w:r>
+    </w:p>
+    <w:p>
+      <w:pPr>
+        <w:spacing w:line="240" w:lineRule="auto"/>
+        <w:rPr>
+          <w:rFonts w:ascii="Consolas" w:eastAsia="Times New Roman" w:hAnsi="Consolas" w:cs="Times New Roman"/>
+          <w:sz w:val="20"/>
+          <w:szCs w:val="20"/>
+          <w:lang w:val="uk-UA"/>
+        </w:rPr>
+      </w:pPr>
+    </w:p>
+    <w:p>
+      <w:pPr>
+        <w:spacing w:line="240" w:lineRule="auto"/>
+        <w:rPr>
+          <w:rFonts w:ascii="Consolas" w:eastAsia="Times New Roman" w:hAnsi="Consolas" w:cs="Times New Roman"/>
+          <w:sz w:val="20"/>
+          <w:szCs w:val="20"/>
+          <w:lang w:val="uk-UA"/>
+        </w:rPr>
+      </w:pPr>
+      <w:r>
+        <w:rPr>
+          <w:rFonts w:ascii="Consolas" w:eastAsia="Times New Roman" w:hAnsi="Consolas" w:cs="Times New Roman"/>
+          <w:sz w:val="20"/>
+          <w:szCs w:val="20"/>
+          <w:lang w:val="uk-UA"/>
+        </w:rPr>
+        <w:t xml:space="preserve">[t, </w:t>
+      </w:r>
+      <w:proofErr w:type="spellStart"/>
+      <w:r>
+        <w:rPr>
+          <w:rFonts w:ascii="Consolas" w:eastAsia="Times New Roman" w:hAnsi="Consolas" w:cs="Times New Roman"/>
+          <w:sz w:val="20"/>
+          <w:szCs w:val="20"/>
+          <w:lang w:val="uk-UA"/>
+        </w:rPr>
+        <w:t>Y_solution</w:t>
+      </w:r>
+      <w:proofErr w:type="spellEnd"/>
+      <w:r>
+        <w:rPr>
+          <w:rFonts w:ascii="Consolas" w:eastAsia="Times New Roman" w:hAnsi="Consolas" w:cs="Times New Roman"/>
+          <w:sz w:val="20"/>
+          <w:szCs w:val="20"/>
+          <w:lang w:val="uk-UA"/>
+        </w:rPr>
+        <w:t xml:space="preserve">] = ode45(@(t,Y) chemical_reactions_variant1(t, Y, k1, k2), </w:t>
+      </w:r>
+      <w:proofErr w:type="spellStart"/>
+      <w:r>
+        <w:rPr>
+          <w:rFonts w:ascii="Consolas" w:eastAsia="Times New Roman" w:hAnsi="Consolas" w:cs="Times New Roman"/>
+          <w:sz w:val="20"/>
+          <w:szCs w:val="20"/>
+          <w:lang w:val="uk-UA"/>
+        </w:rPr>
+        <w:t>t_span</w:t>
+      </w:r>
+      <w:proofErr w:type="spellEnd"/>
+      <w:r>
+        <w:rPr>
+          <w:rFonts w:ascii="Consolas" w:eastAsia="Times New Roman" w:hAnsi="Consolas" w:cs="Times New Roman"/>
+          <w:sz w:val="20"/>
+          <w:szCs w:val="20"/>
+          <w:lang w:val="uk-UA"/>
+        </w:rPr>
+        <w:t>, Y0);</w:t>
+      </w:r>
+    </w:p>
+    <w:p>
+      <w:pPr>
+        <w:spacing w:line="240" w:lineRule="auto"/>
+        <w:rPr>
+          <w:rFonts w:ascii="Consolas" w:eastAsia="Times New Roman" w:hAnsi="Consolas" w:cs="Times New Roman"/>
+          <w:sz w:val="20"/>
+          <w:szCs w:val="20"/>
+          <w:lang w:val="uk-UA"/>
+        </w:rPr>
+      </w:pPr>
+    </w:p>
+    <w:p>
+      <w:pPr>
+        <w:spacing w:line="240" w:lineRule="auto"/>
+        <w:rPr>
+          <w:rFonts w:ascii="Consolas" w:eastAsia="Times New Roman" w:hAnsi="Consolas" w:cs="Times New Roman"/>
+          <w:sz w:val="20"/>
+          <w:szCs w:val="20"/>
+          <w:lang w:val="uk-UA"/>
+        </w:rPr>
+      </w:pPr>
+      <w:proofErr w:type="spellStart"/>
+      <w:r>
+        <w:rPr>
+          <w:rFonts w:ascii="Consolas" w:eastAsia="Times New Roman" w:hAnsi="Consolas" w:cs="Times New Roman"/>
+          <w:sz w:val="20"/>
+          <w:szCs w:val="20"/>
+          <w:lang w:val="uk-UA"/>
+        </w:rPr>
+        <w:t>figure</w:t>
+      </w:r>
+      <w:proofErr w:type="spellEnd"/>
+      <w:r>
+        <w:rPr>
+          <w:rFonts w:ascii="Consolas" w:eastAsia="Times New Roman" w:hAnsi="Consolas" w:cs="Times New Roman"/>
+          <w:sz w:val="20"/>
+          <w:szCs w:val="20"/>
+          <w:lang w:val="uk-UA"/>
+        </w:rPr>
+        <w:t>;</w:t>
+      </w:r>
+    </w:p>
+    <w:p>
+      <w:pPr>
+        <w:spacing w:line="240" w:lineRule="auto"/>
+        <w:rPr>
+          <w:rFonts w:ascii="Consolas" w:eastAsia="Times New Roman" w:hAnsi="Consolas" w:cs="Times New Roman"/>
+          <w:sz w:val="20"/>
+          <w:szCs w:val="20"/>
+          <w:lang w:val="uk-UA"/>
+        </w:rPr>
+      </w:pPr>
+      <w:proofErr w:type="spellStart"/>
+      <w:r>
+        <w:rPr>
+          <w:rFonts w:ascii="Consolas" w:eastAsia="Times New Roman" w:hAnsi="Consolas" w:cs="Times New Roman"/>
+          <w:sz w:val="20"/>
+          <w:szCs w:val="20"/>
+          <w:lang w:val="uk-UA"/>
+        </w:rPr>
+        <w:t>plot</w:t>
+      </w:r>
+      <w:proofErr w:type="spellEnd"/>
+      <w:r>
+        <w:rPr>
+          <w:rFonts w:ascii="Consolas" w:eastAsia="Times New Roman" w:hAnsi="Consolas" w:cs="Times New Roman"/>
+          <w:sz w:val="20"/>
+          <w:szCs w:val="20"/>
+          <w:lang w:val="uk-UA"/>
+        </w:rPr>
+        <w:t xml:space="preserve">(t, </w:t>
+      </w:r>
+      <w:proofErr w:type="spellStart"/>
+      <w:r>
+        <w:rPr>
+          <w:rFonts w:ascii="Consolas" w:eastAsia="Times New Roman" w:hAnsi="Consolas" w:cs="Times New Roman"/>
+          <w:sz w:val="20"/>
+          <w:szCs w:val="20"/>
+          <w:lang w:val="uk-UA"/>
+        </w:rPr>
+        <w:t>Y_solution</w:t>
+      </w:r>
+      <w:proofErr w:type="spellEnd"/>
+      <w:r>
+        <w:rPr>
+          <w:rFonts w:ascii="Consolas" w:eastAsia="Times New Roman" w:hAnsi="Consolas" w:cs="Times New Roman"/>
+          <w:sz w:val="20"/>
+          <w:szCs w:val="20"/>
+          <w:lang w:val="uk-UA"/>
+        </w:rPr>
+        <w:t xml:space="preserve">(:,1), </w:t>
+      </w:r>
+      <w:r>
+        <w:rPr>
+          <w:rFonts w:ascii="Consolas" w:eastAsia="Times New Roman" w:hAnsi="Consolas" w:cs="Times New Roman"/>
+          <w:color w:val="A709F5"/>
+          <w:sz w:val="20"/>
+          <w:szCs w:val="20"/>
+          <w:lang w:val="uk-UA"/>
+        </w:rPr>
+        <w:t>'r-'</w:t>
+      </w:r>
+      <w:r>
+        <w:rPr>
+          <w:rFonts w:ascii="Consolas" w:eastAsia="Times New Roman" w:hAnsi="Consolas" w:cs="Times New Roman"/>
+          <w:sz w:val="20"/>
+          <w:szCs w:val="20"/>
+          <w:lang w:val="uk-UA"/>
+        </w:rPr>
+        <w:t xml:space="preserve">, </w:t>
+      </w:r>
+      <w:r>
+        <w:rPr>
+          <w:rFonts w:ascii="Consolas" w:eastAsia="Times New Roman" w:hAnsi="Consolas" w:cs="Times New Roman"/>
+          <w:color w:val="A709F5"/>
+          <w:sz w:val="20"/>
+          <w:szCs w:val="20"/>
+          <w:lang w:val="uk-UA"/>
+        </w:rPr>
+        <w:t>'</w:t>
+      </w:r>
+      <w:proofErr w:type="spellStart"/>
+      <w:r>
+        <w:rPr>
+          <w:rFonts w:ascii="Consolas" w:eastAsia="Times New Roman" w:hAnsi="Consolas" w:cs="Times New Roman"/>
+          <w:color w:val="A709F5"/>
+          <w:sz w:val="20"/>
+          <w:szCs w:val="20"/>
+          <w:lang w:val="uk-UA"/>
+        </w:rPr>
+        <w:t>LineWidth</w:t>
+      </w:r>
+      <w:proofErr w:type="spellEnd"/>
+      <w:r>
+        <w:rPr>
+          <w:rFonts w:ascii="Consolas" w:eastAsia="Times New Roman" w:hAnsi="Consolas" w:cs="Times New Roman"/>
+          <w:color w:val="A709F5"/>
+          <w:sz w:val="20"/>
+          <w:szCs w:val="20"/>
+          <w:lang w:val="uk-UA"/>
+        </w:rPr>
+        <w:t>'</w:t>
+      </w:r>
+      <w:r>
+        <w:rPr>
+          <w:rFonts w:ascii="Consolas" w:eastAsia="Times New Roman" w:hAnsi="Consolas" w:cs="Times New Roman"/>
+          <w:sz w:val="20"/>
+          <w:szCs w:val="20"/>
+          <w:lang w:val="uk-UA"/>
+        </w:rPr>
+        <w:t xml:space="preserve">, 1.5); </w:t>
+      </w:r>
+    </w:p>
+    <w:p>
+      <w:pPr>
+        <w:spacing w:line="240" w:lineRule="auto"/>
+        <w:rPr>
+          <w:rFonts w:ascii="Consolas" w:eastAsia="Times New Roman" w:hAnsi="Consolas" w:cs="Times New Roman"/>
+          <w:sz w:val="20"/>
+          <w:szCs w:val="20"/>
+          <w:lang w:val="uk-UA"/>
+        </w:rPr>
+      </w:pPr>
+      <w:proofErr w:type="spellStart"/>
+      <w:r>
+        <w:rPr>
+          <w:rFonts w:ascii="Consolas" w:eastAsia="Times New Roman" w:hAnsi="Consolas" w:cs="Times New Roman"/>
+          <w:sz w:val="20"/>
+          <w:szCs w:val="20"/>
+          <w:lang w:val="uk-UA"/>
+        </w:rPr>
+        <w:t>hold</w:t>
+      </w:r>
+      <w:proofErr w:type="spellEnd"/>
+      <w:r>
+        <w:rPr>
+          <w:rFonts w:ascii="Consolas" w:eastAsia="Times New Roman" w:hAnsi="Consolas" w:cs="Times New Roman"/>
+          <w:sz w:val="20"/>
+          <w:szCs w:val="20"/>
+          <w:lang w:val="uk-UA"/>
+        </w:rPr>
+        <w:t xml:space="preserve"> </w:t>
+      </w:r>
+      <w:proofErr w:type="spellStart"/>
+      <w:r>
+        <w:rPr>
+          <w:rFonts w:ascii="Consolas" w:eastAsia="Times New Roman" w:hAnsi="Consolas" w:cs="Times New Roman"/>
+          <w:color w:val="A709F5"/>
+          <w:sz w:val="20"/>
+          <w:szCs w:val="20"/>
+          <w:lang w:val="uk-UA"/>
+        </w:rPr>
+        <w:t>on</w:t>
+      </w:r>
+      <w:proofErr w:type="spellEnd"/>
+      <w:r>
+        <w:rPr>
+          <w:rFonts w:ascii="Consolas" w:eastAsia="Times New Roman" w:hAnsi="Consolas" w:cs="Times New Roman"/>
+          <w:sz w:val="20"/>
+          <w:szCs w:val="20"/>
+          <w:lang w:val="uk-UA"/>
+        </w:rPr>
+        <w:t>;</w:t>
+      </w:r>
+    </w:p>
+    <w:p>
+      <w:pPr>
+        <w:spacing w:line="240" w:lineRule="auto"/>
+        <w:rPr>
+          <w:rFonts w:ascii="Consolas" w:eastAsia="Times New Roman" w:hAnsi="Consolas" w:cs="Times New Roman"/>
+          <w:sz w:val="20"/>
+          <w:szCs w:val="20"/>
+          <w:lang w:val="uk-UA"/>
+        </w:rPr>
+      </w:pPr>
+      <w:proofErr w:type="spellStart"/>
+      <w:r>
+        <w:rPr>
+          <w:rFonts w:ascii="Consolas" w:eastAsia="Times New Roman" w:hAnsi="Consolas" w:cs="Times New Roman"/>
+          <w:sz w:val="20"/>
+          <w:szCs w:val="20"/>
+          <w:lang w:val="uk-UA"/>
+        </w:rPr>
+        <w:t>plot</w:t>
+      </w:r>
+      <w:proofErr w:type="spellEnd"/>
+      <w:r>
+        <w:rPr>
+          <w:rFonts w:ascii="Consolas" w:eastAsia="Times New Roman" w:hAnsi="Consolas" w:cs="Times New Roman"/>
+          <w:sz w:val="20"/>
+          <w:szCs w:val="20"/>
+          <w:lang w:val="uk-UA"/>
+        </w:rPr>
+        <w:t xml:space="preserve">(t, </w:t>
+      </w:r>
+      <w:proofErr w:type="spellStart"/>
+      <w:r>
+        <w:rPr>
+          <w:rFonts w:ascii="Consolas" w:eastAsia="Times New Roman" w:hAnsi="Consolas" w:cs="Times New Roman"/>
+          <w:sz w:val="20"/>
+          <w:szCs w:val="20"/>
+          <w:lang w:val="uk-UA"/>
+        </w:rPr>
+        <w:t>Y_solution</w:t>
+      </w:r>
+      <w:proofErr w:type="spellEnd"/>
+      <w:r>
+        <w:rPr>
+          <w:rFonts w:ascii="Consolas" w:eastAsia="Times New Roman" w:hAnsi="Consolas" w:cs="Times New Roman"/>
+          <w:sz w:val="20"/>
+          <w:szCs w:val="20"/>
+          <w:lang w:val="uk-UA"/>
+        </w:rPr>
+        <w:t xml:space="preserve">(:,2), </w:t>
+      </w:r>
+      <w:r>
+        <w:rPr>
+          <w:rFonts w:ascii="Consolas" w:eastAsia="Times New Roman" w:hAnsi="Consolas" w:cs="Times New Roman"/>
+          <w:color w:val="A709F5"/>
+          <w:sz w:val="20"/>
+          <w:szCs w:val="20"/>
+          <w:lang w:val="uk-UA"/>
+        </w:rPr>
+        <w:t>'g-'</w:t>
+      </w:r>
+      <w:r>
+        <w:rPr>
+          <w:rFonts w:ascii="Consolas" w:eastAsia="Times New Roman" w:hAnsi="Consolas" w:cs="Times New Roman"/>
+          <w:sz w:val="20"/>
+          <w:szCs w:val="20"/>
+          <w:lang w:val="uk-UA"/>
+        </w:rPr>
+        <w:t xml:space="preserve">, </w:t>
+      </w:r>
+      <w:r>
+        <w:rPr>
+          <w:rFonts w:ascii="Consolas" w:eastAsia="Times New Roman" w:hAnsi="Consolas" w:cs="Times New Roman"/>
+          <w:color w:val="A709F5"/>
+          <w:sz w:val="20"/>
+          <w:szCs w:val="20"/>
+          <w:lang w:val="uk-UA"/>
+        </w:rPr>
+        <w:t>'</w:t>
+      </w:r>
+      <w:proofErr w:type="spellStart"/>
+      <w:r>
+        <w:rPr>
+          <w:rFonts w:ascii="Consolas" w:eastAsia="Times New Roman" w:hAnsi="Consolas" w:cs="Times New Roman"/>
+          <w:color w:val="A709F5"/>
+          <w:sz w:val="20"/>
+          <w:szCs w:val="20"/>
+          <w:lang w:val="uk-UA"/>
+        </w:rPr>
+        <w:t>LineWidth</w:t>
+      </w:r>
+      <w:proofErr w:type="spellEnd"/>
+      <w:r>
+        <w:rPr>
+          <w:rFonts w:ascii="Consolas" w:eastAsia="Times New Roman" w:hAnsi="Consolas" w:cs="Times New Roman"/>
+          <w:color w:val="A709F5"/>
+          <w:sz w:val="20"/>
+          <w:szCs w:val="20"/>
+          <w:lang w:val="uk-UA"/>
+        </w:rPr>
+        <w:t>'</w:t>
+      </w:r>
+      <w:r>
+        <w:rPr>
+          <w:rFonts w:ascii="Consolas" w:eastAsia="Times New Roman" w:hAnsi="Consolas" w:cs="Times New Roman"/>
+          <w:sz w:val="20"/>
+          <w:szCs w:val="20"/>
+          <w:lang w:val="uk-UA"/>
+        </w:rPr>
+        <w:t xml:space="preserve">, 1.5); </w:t>
+      </w:r>
+    </w:p>
+    <w:p>
+      <w:pPr>
+        <w:spacing w:line="240" w:lineRule="auto"/>
+        <w:rPr>
+          <w:rFonts w:ascii="Consolas" w:eastAsia="Times New Roman" w:hAnsi="Consolas" w:cs="Times New Roman"/>
+          <w:sz w:val="20"/>
+          <w:szCs w:val="20"/>
+          <w:lang w:val="uk-UA"/>
+        </w:rPr>
+      </w:pPr>
+      <w:proofErr w:type="spellStart"/>
+      <w:r>
+        <w:rPr>
+          <w:rFonts w:ascii="Consolas" w:eastAsia="Times New Roman" w:hAnsi="Consolas" w:cs="Times New Roman"/>
+          <w:sz w:val="20"/>
+          <w:szCs w:val="20"/>
+          <w:lang w:val="uk-UA"/>
+        </w:rPr>
+        <w:t>plot</w:t>
+      </w:r>
+      <w:proofErr w:type="spellEnd"/>
+      <w:r>
+        <w:rPr>
+          <w:rFonts w:ascii="Consolas" w:eastAsia="Times New Roman" w:hAnsi="Consolas" w:cs="Times New Roman"/>
+          <w:sz w:val="20"/>
+          <w:szCs w:val="20"/>
+          <w:lang w:val="uk-UA"/>
+        </w:rPr>
+        <w:t xml:space="preserve">(t, </w:t>
+      </w:r>
+      <w:proofErr w:type="spellStart"/>
+      <w:r>
+        <w:rPr>
+          <w:rFonts w:ascii="Consolas" w:eastAsia="Times New Roman" w:hAnsi="Consolas" w:cs="Times New Roman"/>
+          <w:sz w:val="20"/>
+          <w:szCs w:val="20"/>
+          <w:lang w:val="uk-UA"/>
+        </w:rPr>
+        <w:t>Y_solution</w:t>
+      </w:r>
+      <w:proofErr w:type="spellEnd"/>
+      <w:r>
+        <w:rPr>
+          <w:rFonts w:ascii="Consolas" w:eastAsia="Times New Roman" w:hAnsi="Consolas" w:cs="Times New Roman"/>
+          <w:sz w:val="20"/>
+          <w:szCs w:val="20"/>
+          <w:lang w:val="uk-UA"/>
+        </w:rPr>
+        <w:t xml:space="preserve">(:,3), </w:t>
+      </w:r>
+      <w:r>
+        <w:rPr>
+          <w:rFonts w:ascii="Consolas" w:eastAsia="Times New Roman" w:hAnsi="Consolas" w:cs="Times New Roman"/>
+          <w:color w:val="A709F5"/>
+          <w:sz w:val="20"/>
+          <w:szCs w:val="20"/>
+          <w:lang w:val="uk-UA"/>
+        </w:rPr>
+        <w:t>'b-'</w:t>
+      </w:r>
+      <w:r>
+        <w:rPr>
+          <w:rFonts w:ascii="Consolas" w:eastAsia="Times New Roman" w:hAnsi="Consolas" w:cs="Times New Roman"/>
+          <w:sz w:val="20"/>
+          <w:szCs w:val="20"/>
+          <w:lang w:val="uk-UA"/>
+        </w:rPr>
+        <w:t xml:space="preserve">, </w:t>
+      </w:r>
+      <w:r>
+        <w:rPr>
+          <w:rFonts w:ascii="Consolas" w:eastAsia="Times New Roman" w:hAnsi="Consolas" w:cs="Times New Roman"/>
+          <w:color w:val="A709F5"/>
+          <w:sz w:val="20"/>
+          <w:szCs w:val="20"/>
+          <w:lang w:val="uk-UA"/>
+        </w:rPr>
+        <w:t>'</w:t>
+      </w:r>
+      <w:proofErr w:type="spellStart"/>
+      <w:r>
+        <w:rPr>
+          <w:rFonts w:ascii="Consolas" w:eastAsia="Times New Roman" w:hAnsi="Consolas" w:cs="Times New Roman"/>
+          <w:color w:val="A709F5"/>
+          <w:sz w:val="20"/>
+          <w:szCs w:val="20"/>
+          <w:lang w:val="uk-UA"/>
+        </w:rPr>
+        <w:t>LineWidth</w:t>
+      </w:r>
+      <w:proofErr w:type="spellEnd"/>
+      <w:r>
+        <w:rPr>
+          <w:rFonts w:ascii="Consolas" w:eastAsia="Times New Roman" w:hAnsi="Consolas" w:cs="Times New Roman"/>
+          <w:color w:val="A709F5"/>
+          <w:sz w:val="20"/>
+          <w:szCs w:val="20"/>
+          <w:lang w:val="uk-UA"/>
+        </w:rPr>
+        <w:t>'</w:t>
+      </w:r>
+      <w:r>
+        <w:rPr>
+          <w:rFonts w:ascii="Consolas" w:eastAsia="Times New Roman" w:hAnsi="Consolas" w:cs="Times New Roman"/>
+          <w:sz w:val="20"/>
+          <w:szCs w:val="20"/>
+          <w:lang w:val="uk-UA"/>
+        </w:rPr>
+        <w:t xml:space="preserve">, 1.5); </w:t>
+      </w:r>
+    </w:p>
+    <w:p>
+      <w:pPr>
+        <w:spacing w:line="240" w:lineRule="auto"/>
+        <w:rPr>
+          <w:rFonts w:ascii="Consolas" w:eastAsia="Times New Roman" w:hAnsi="Consolas" w:cs="Times New Roman"/>
+          <w:sz w:val="20"/>
+          <w:szCs w:val="20"/>
+          <w:lang w:val="uk-UA"/>
+        </w:rPr>
+      </w:pPr>
+      <w:proofErr w:type="spellStart"/>
+      <w:r>
+        <w:rPr>
+          <w:rFonts w:ascii="Consolas" w:eastAsia="Times New Roman" w:hAnsi="Consolas" w:cs="Times New Roman"/>
+          <w:sz w:val="20"/>
+          <w:szCs w:val="20"/>
+          <w:lang w:val="uk-UA"/>
+        </w:rPr>
+        <w:t>plot</w:t>
+      </w:r>
+      <w:proofErr w:type="spellEnd"/>
+      <w:r>
+        <w:rPr>
+          <w:rFonts w:ascii="Consolas" w:eastAsia="Times New Roman" w:hAnsi="Consolas" w:cs="Times New Roman"/>
+          <w:sz w:val="20"/>
+          <w:szCs w:val="20"/>
+          <w:lang w:val="uk-UA"/>
+        </w:rPr>
+        <w:t xml:space="preserve">(t, </w:t>
+      </w:r>
+      <w:proofErr w:type="spellStart"/>
+      <w:r>
+        <w:rPr>
+          <w:rFonts w:ascii="Consolas" w:eastAsia="Times New Roman" w:hAnsi="Consolas" w:cs="Times New Roman"/>
+          <w:sz w:val="20"/>
+          <w:szCs w:val="20"/>
+          <w:lang w:val="uk-UA"/>
+        </w:rPr>
+        <w:t>Y_solution</w:t>
+      </w:r>
+      <w:proofErr w:type="spellEnd"/>
+      <w:r>
+        <w:rPr>
+          <w:rFonts w:ascii="Consolas" w:eastAsia="Times New Roman" w:hAnsi="Consolas" w:cs="Times New Roman"/>
+          <w:sz w:val="20"/>
+          <w:szCs w:val="20"/>
+          <w:lang w:val="uk-UA"/>
+        </w:rPr>
+        <w:t xml:space="preserve">(:,4), </w:t>
+      </w:r>
+      <w:r>
+        <w:rPr>
+          <w:rFonts w:ascii="Consolas" w:eastAsia="Times New Roman" w:hAnsi="Consolas" w:cs="Times New Roman"/>
+          <w:color w:val="A709F5"/>
+          <w:sz w:val="20"/>
+          <w:szCs w:val="20"/>
+          <w:lang w:val="uk-UA"/>
+        </w:rPr>
+        <w:t>'m-'</w:t>
+      </w:r>
+      <w:r>
+        <w:rPr>
+          <w:rFonts w:ascii="Consolas" w:eastAsia="Times New Roman" w:hAnsi="Consolas" w:cs="Times New Roman"/>
+          <w:sz w:val="20"/>
+          <w:szCs w:val="20"/>
+          <w:lang w:val="uk-UA"/>
+        </w:rPr>
+        <w:t xml:space="preserve">, </w:t>
+      </w:r>
+      <w:r>
+        <w:rPr>
+          <w:rFonts w:ascii="Consolas" w:eastAsia="Times New Roman" w:hAnsi="Consolas" w:cs="Times New Roman"/>
+          <w:color w:val="A709F5"/>
+          <w:sz w:val="20"/>
+          <w:szCs w:val="20"/>
+          <w:lang w:val="uk-UA"/>
+        </w:rPr>
+        <w:t>'</w:t>
+      </w:r>
+      <w:proofErr w:type="spellStart"/>
+      <w:r>
+        <w:rPr>
+          <w:rFonts w:ascii="Consolas" w:eastAsia="Times New Roman" w:hAnsi="Consolas" w:cs="Times New Roman"/>
+          <w:color w:val="A709F5"/>
+          <w:sz w:val="20"/>
+          <w:szCs w:val="20"/>
+          <w:lang w:val="uk-UA"/>
+        </w:rPr>
+        <w:t>LineWidth</w:t>
+      </w:r>
+      <w:proofErr w:type="spellEnd"/>
+      <w:r>
+        <w:rPr>
+          <w:rFonts w:ascii="Consolas" w:eastAsia="Times New Roman" w:hAnsi="Consolas" w:cs="Times New Roman"/>
+          <w:color w:val="A709F5"/>
+          <w:sz w:val="20"/>
+          <w:szCs w:val="20"/>
+          <w:lang w:val="uk-UA"/>
+        </w:rPr>
+        <w:t>'</w:t>
+      </w:r>
+      <w:r>
+        <w:rPr>
+          <w:rFonts w:ascii="Consolas" w:eastAsia="Times New Roman" w:hAnsi="Consolas" w:cs="Times New Roman"/>
+          <w:sz w:val="20"/>
+          <w:szCs w:val="20"/>
+          <w:lang w:val="uk-UA"/>
+        </w:rPr>
+        <w:t xml:space="preserve">, 1.5); </w:t>
+      </w:r>
+    </w:p>
+    <w:p>
+      <w:pPr>
+        <w:spacing w:line="240" w:lineRule="auto"/>
+        <w:rPr>
+          <w:rFonts w:ascii="Consolas" w:eastAsia="Times New Roman" w:hAnsi="Consolas" w:cs="Times New Roman"/>
+          <w:sz w:val="20"/>
+          <w:szCs w:val="20"/>
+          <w:lang w:val="uk-UA"/>
+        </w:rPr>
+      </w:pPr>
+      <w:proofErr w:type="spellStart"/>
+      <w:r>
+        <w:rPr>
+          <w:rFonts w:ascii="Consolas" w:eastAsia="Times New Roman" w:hAnsi="Consolas" w:cs="Times New Roman"/>
+          <w:sz w:val="20"/>
+          <w:szCs w:val="20"/>
+          <w:lang w:val="uk-UA"/>
+        </w:rPr>
+        <w:t>hold</w:t>
+      </w:r>
+      <w:proofErr w:type="spellEnd"/>
+      <w:r>
+        <w:rPr>
+          <w:rFonts w:ascii="Consolas" w:eastAsia="Times New Roman" w:hAnsi="Consolas" w:cs="Times New Roman"/>
+          <w:sz w:val="20"/>
+          <w:szCs w:val="20"/>
+          <w:lang w:val="uk-UA"/>
+        </w:rPr>
+        <w:t xml:space="preserve"> </w:t>
+      </w:r>
+      <w:proofErr w:type="spellStart"/>
+      <w:r>
+        <w:rPr>
+          <w:rFonts w:ascii="Consolas" w:eastAsia="Times New Roman" w:hAnsi="Consolas" w:cs="Times New Roman"/>
+          <w:color w:val="A709F5"/>
+          <w:sz w:val="20"/>
+          <w:szCs w:val="20"/>
+          <w:lang w:val="uk-UA"/>
+        </w:rPr>
+        <w:t>off</w:t>
+      </w:r>
+      <w:proofErr w:type="spellEnd"/>
+      <w:r>
+        <w:rPr>
+          <w:rFonts w:ascii="Consolas" w:eastAsia="Times New Roman" w:hAnsi="Consolas" w:cs="Times New Roman"/>
+          <w:sz w:val="20"/>
+          <w:szCs w:val="20"/>
+          <w:lang w:val="uk-UA"/>
+        </w:rPr>
+        <w:t>;</w:t>
+      </w:r>
+    </w:p>
+    <w:p>
+      <w:pPr>
+        <w:spacing w:line="240" w:lineRule="auto"/>
+        <w:rPr>
+          <w:rFonts w:ascii="Consolas" w:eastAsia="Times New Roman" w:hAnsi="Consolas" w:cs="Times New Roman"/>
+          <w:sz w:val="20"/>
+          <w:szCs w:val="20"/>
+          <w:lang w:val="uk-UA"/>
+        </w:rPr>
+      </w:pPr>
+    </w:p>
+    <w:p>
+      <w:pPr>
+        <w:spacing w:line="240" w:lineRule="auto"/>
+        <w:rPr>
+          <w:rFonts w:ascii="Consolas" w:eastAsia="Times New Roman" w:hAnsi="Consolas" w:cs="Times New Roman"/>
+          <w:sz w:val="20"/>
+          <w:szCs w:val="20"/>
+          <w:lang w:val="uk-UA"/>
+        </w:rPr>
+      </w:pPr>
+      <w:proofErr w:type="spellStart"/>
+      <w:r>
+        <w:rPr>
+          <w:rFonts w:ascii="Consolas" w:eastAsia="Times New Roman" w:hAnsi="Consolas" w:cs="Times New Roman"/>
+          <w:sz w:val="20"/>
+          <w:szCs w:val="20"/>
+          <w:lang w:val="uk-UA"/>
+        </w:rPr>
+        <w:t>title</w:t>
+      </w:r>
+      <w:proofErr w:type="spellEnd"/>
+      <w:r>
+        <w:rPr>
+          <w:rFonts w:ascii="Consolas" w:eastAsia="Times New Roman" w:hAnsi="Consolas" w:cs="Times New Roman"/>
+          <w:sz w:val="20"/>
+          <w:szCs w:val="20"/>
+          <w:lang w:val="uk-UA"/>
+        </w:rPr>
+        <w:t>(</w:t>
+      </w:r>
+      <w:r>
+        <w:rPr>
+          <w:rFonts w:ascii="Consolas" w:eastAsia="Times New Roman" w:hAnsi="Consolas" w:cs="Times New Roman"/>
+          <w:color w:val="A709F5"/>
+          <w:sz w:val="20"/>
+          <w:szCs w:val="20"/>
+          <w:lang w:val="uk-UA"/>
+        </w:rPr>
+        <w:t>'Зміна концентрацій речовин з часом (Варіант 1)'</w:t>
+      </w:r>
+      <w:r>
+        <w:rPr>
+          <w:rFonts w:ascii="Consolas" w:eastAsia="Times New Roman" w:hAnsi="Consolas" w:cs="Times New Roman"/>
+          <w:sz w:val="20"/>
+          <w:szCs w:val="20"/>
+          <w:lang w:val="uk-UA"/>
+        </w:rPr>
+        <w:t>);</w:t>
+      </w:r>
+    </w:p>
+    <w:p>
+      <w:pPr>
+        <w:spacing w:line="240" w:lineRule="auto"/>
+        <w:rPr>
+          <w:rFonts w:ascii="Consolas" w:eastAsia="Times New Roman" w:hAnsi="Consolas" w:cs="Times New Roman"/>
+          <w:sz w:val="20"/>
+          <w:szCs w:val="20"/>
+          <w:lang w:val="uk-UA"/>
+        </w:rPr>
+      </w:pPr>
+      <w:proofErr w:type="spellStart"/>
+      <w:r>
+        <w:rPr>
+          <w:rFonts w:ascii="Consolas" w:eastAsia="Times New Roman" w:hAnsi="Consolas" w:cs="Times New Roman"/>
+          <w:sz w:val="20"/>
+          <w:szCs w:val="20"/>
+          <w:lang w:val="uk-UA"/>
+        </w:rPr>
+        <w:t>xlabel</w:t>
+      </w:r>
+      <w:proofErr w:type="spellEnd"/>
+      <w:r>
+        <w:rPr>
+          <w:rFonts w:ascii="Consolas" w:eastAsia="Times New Roman" w:hAnsi="Consolas" w:cs="Times New Roman"/>
+          <w:sz w:val="20"/>
+          <w:szCs w:val="20"/>
+          <w:lang w:val="uk-UA"/>
+        </w:rPr>
+        <w:t>(</w:t>
+      </w:r>
+      <w:r>
+        <w:rPr>
+          <w:rFonts w:ascii="Consolas" w:eastAsia="Times New Roman" w:hAnsi="Consolas" w:cs="Times New Roman"/>
+          <w:color w:val="A709F5"/>
+          <w:sz w:val="20"/>
+          <w:szCs w:val="20"/>
+          <w:lang w:val="uk-UA"/>
+        </w:rPr>
+        <w:t>'Час'</w:t>
+      </w:r>
+      <w:r>
+        <w:rPr>
+          <w:rFonts w:ascii="Consolas" w:eastAsia="Times New Roman" w:hAnsi="Consolas" w:cs="Times New Roman"/>
+          <w:sz w:val="20"/>
+          <w:szCs w:val="20"/>
+          <w:lang w:val="uk-UA"/>
+        </w:rPr>
+        <w:t>);</w:t>
+      </w:r>
+    </w:p>
+    <w:p>
+      <w:pPr>
+        <w:spacing w:line="240" w:lineRule="auto"/>
+        <w:rPr>
+          <w:rFonts w:ascii="Consolas" w:eastAsia="Times New Roman" w:hAnsi="Consolas" w:cs="Times New Roman"/>
+          <w:sz w:val="20"/>
+          <w:szCs w:val="20"/>
+          <w:lang w:val="uk-UA"/>
+        </w:rPr>
+      </w:pPr>
+      <w:proofErr w:type="spellStart"/>
+      <w:r>
+        <w:rPr>
+          <w:rFonts w:ascii="Consolas" w:eastAsia="Times New Roman" w:hAnsi="Consolas" w:cs="Times New Roman"/>
+          <w:sz w:val="20"/>
+          <w:szCs w:val="20"/>
+          <w:lang w:val="uk-UA"/>
+        </w:rPr>
+        <w:t>ylabel</w:t>
+      </w:r>
+      <w:proofErr w:type="spellEnd"/>
+      <w:r>
+        <w:rPr>
+          <w:rFonts w:ascii="Consolas" w:eastAsia="Times New Roman" w:hAnsi="Consolas" w:cs="Times New Roman"/>
+          <w:sz w:val="20"/>
+          <w:szCs w:val="20"/>
+          <w:lang w:val="uk-UA"/>
+        </w:rPr>
+        <w:t>(</w:t>
+      </w:r>
+      <w:r>
+        <w:rPr>
+          <w:rFonts w:ascii="Consolas" w:eastAsia="Times New Roman" w:hAnsi="Consolas" w:cs="Times New Roman"/>
+          <w:color w:val="A709F5"/>
+          <w:sz w:val="20"/>
+          <w:szCs w:val="20"/>
+          <w:lang w:val="uk-UA"/>
+        </w:rPr>
+        <w:t>'Концентрація'</w:t>
+      </w:r>
+      <w:r>
+        <w:rPr>
+          <w:rFonts w:ascii="Consolas" w:eastAsia="Times New Roman" w:hAnsi="Consolas" w:cs="Times New Roman"/>
+          <w:sz w:val="20"/>
+          <w:szCs w:val="20"/>
+          <w:lang w:val="uk-UA"/>
+        </w:rPr>
+        <w:t>);</w:t>
+      </w:r>
+    </w:p>
+    <w:p>
+      <w:pPr>
+        <w:spacing w:line="240" w:lineRule="auto"/>
+        <w:rPr>
+          <w:rFonts w:ascii="Consolas" w:eastAsia="Times New Roman" w:hAnsi="Consolas" w:cs="Times New Roman"/>
+          <w:sz w:val="20"/>
+          <w:szCs w:val="20"/>
+          <w:lang w:val="uk-UA"/>
+        </w:rPr>
+      </w:pPr>
+      <w:proofErr w:type="spellStart"/>
+      <w:r>
+        <w:rPr>
+          <w:rFonts w:ascii="Consolas" w:eastAsia="Times New Roman" w:hAnsi="Consolas" w:cs="Times New Roman"/>
+          <w:sz w:val="20"/>
+          <w:szCs w:val="20"/>
+          <w:lang w:val="uk-UA"/>
+        </w:rPr>
+        <w:t>legend</w:t>
+      </w:r>
+      <w:proofErr w:type="spellEnd"/>
+      <w:r>
+        <w:rPr>
+          <w:rFonts w:ascii="Consolas" w:eastAsia="Times New Roman" w:hAnsi="Consolas" w:cs="Times New Roman"/>
+          <w:sz w:val="20"/>
+          <w:szCs w:val="20"/>
+          <w:lang w:val="uk-UA"/>
+        </w:rPr>
+        <w:t>(</w:t>
+      </w:r>
+      <w:r>
+        <w:rPr>
+          <w:rFonts w:ascii="Consolas" w:eastAsia="Times New Roman" w:hAnsi="Consolas" w:cs="Times New Roman"/>
+          <w:color w:val="A709F5"/>
+          <w:sz w:val="20"/>
+          <w:szCs w:val="20"/>
+          <w:lang w:val="uk-UA"/>
+        </w:rPr>
+        <w:t>'[A]'</w:t>
+      </w:r>
+      <w:r>
+        <w:rPr>
+          <w:rFonts w:ascii="Consolas" w:eastAsia="Times New Roman" w:hAnsi="Consolas" w:cs="Times New Roman"/>
+          <w:sz w:val="20"/>
+          <w:szCs w:val="20"/>
+          <w:lang w:val="uk-UA"/>
+        </w:rPr>
+        <w:t xml:space="preserve">, </w:t>
+      </w:r>
+      <w:r>
+        <w:rPr>
+          <w:rFonts w:ascii="Consolas" w:eastAsia="Times New Roman" w:hAnsi="Consolas" w:cs="Times New Roman"/>
+          <w:color w:val="A709F5"/>
+          <w:sz w:val="20"/>
+          <w:szCs w:val="20"/>
+          <w:lang w:val="uk-UA"/>
+        </w:rPr>
+        <w:t>'[B]'</w:t>
+      </w:r>
+      <w:r>
+        <w:rPr>
+          <w:rFonts w:ascii="Consolas" w:eastAsia="Times New Roman" w:hAnsi="Consolas" w:cs="Times New Roman"/>
+          <w:sz w:val="20"/>
+          <w:szCs w:val="20"/>
+          <w:lang w:val="uk-UA"/>
+        </w:rPr>
+        <w:t xml:space="preserve">, </w:t>
+      </w:r>
+      <w:r>
+        <w:rPr>
+          <w:rFonts w:ascii="Consolas" w:eastAsia="Times New Roman" w:hAnsi="Consolas" w:cs="Times New Roman"/>
+          <w:color w:val="A709F5"/>
+          <w:sz w:val="20"/>
+          <w:szCs w:val="20"/>
+          <w:lang w:val="uk-UA"/>
+        </w:rPr>
+        <w:t>'[C]'</w:t>
+      </w:r>
+      <w:r>
+        <w:rPr>
+          <w:rFonts w:ascii="Consolas" w:eastAsia="Times New Roman" w:hAnsi="Consolas" w:cs="Times New Roman"/>
+          <w:sz w:val="20"/>
+          <w:szCs w:val="20"/>
+          <w:lang w:val="uk-UA"/>
+        </w:rPr>
+        <w:t xml:space="preserve">, </w:t>
+      </w:r>
+      <w:r>
+        <w:rPr>
+          <w:rFonts w:ascii="Consolas" w:eastAsia="Times New Roman" w:hAnsi="Consolas" w:cs="Times New Roman"/>
+          <w:color w:val="A709F5"/>
+          <w:sz w:val="20"/>
+          <w:szCs w:val="20"/>
+          <w:lang w:val="uk-UA"/>
+        </w:rPr>
+        <w:t>'[D]'</w:t>
+      </w:r>
+      <w:r>
+        <w:rPr>
+          <w:rFonts w:ascii="Consolas" w:eastAsia="Times New Roman" w:hAnsi="Consolas" w:cs="Times New Roman"/>
+          <w:sz w:val="20"/>
+          <w:szCs w:val="20"/>
+          <w:lang w:val="uk-UA"/>
+        </w:rPr>
+        <w:t xml:space="preserve">, </w:t>
+      </w:r>
+      <w:r>
+        <w:rPr>
+          <w:rFonts w:ascii="Consolas" w:eastAsia="Times New Roman" w:hAnsi="Consolas" w:cs="Times New Roman"/>
+          <w:color w:val="A709F5"/>
+          <w:sz w:val="20"/>
+          <w:szCs w:val="20"/>
+          <w:lang w:val="uk-UA"/>
+        </w:rPr>
+        <w:t>'</w:t>
+      </w:r>
+      <w:proofErr w:type="spellStart"/>
+      <w:r>
+        <w:rPr>
+          <w:rFonts w:ascii="Consolas" w:eastAsia="Times New Roman" w:hAnsi="Consolas" w:cs="Times New Roman"/>
+          <w:color w:val="A709F5"/>
+          <w:sz w:val="20"/>
+          <w:szCs w:val="20"/>
+          <w:lang w:val="uk-UA"/>
+        </w:rPr>
+        <w:t>Location</w:t>
+      </w:r>
+      <w:proofErr w:type="spellEnd"/>
+      <w:r>
+        <w:rPr>
+          <w:rFonts w:ascii="Consolas" w:eastAsia="Times New Roman" w:hAnsi="Consolas" w:cs="Times New Roman"/>
+          <w:color w:val="A709F5"/>
+          <w:sz w:val="20"/>
+          <w:szCs w:val="20"/>
+          <w:lang w:val="uk-UA"/>
+        </w:rPr>
+        <w:t>'</w:t>
+      </w:r>
+      <w:r>
+        <w:rPr>
+          <w:rFonts w:ascii="Consolas" w:eastAsia="Times New Roman" w:hAnsi="Consolas" w:cs="Times New Roman"/>
+          <w:sz w:val="20"/>
+          <w:szCs w:val="20"/>
+          <w:lang w:val="uk-UA"/>
+        </w:rPr>
+        <w:t xml:space="preserve">, </w:t>
+      </w:r>
+      <w:r>
+        <w:rPr>
+          <w:rFonts w:ascii="Consolas" w:eastAsia="Times New Roman" w:hAnsi="Consolas" w:cs="Times New Roman"/>
+          <w:color w:val="A709F5"/>
+          <w:sz w:val="20"/>
+          <w:szCs w:val="20"/>
+          <w:lang w:val="uk-UA"/>
+        </w:rPr>
+        <w:t>'</w:t>
+      </w:r>
+      <w:proofErr w:type="spellStart"/>
+      <w:r>
+        <w:rPr>
+          <w:rFonts w:ascii="Consolas" w:eastAsia="Times New Roman" w:hAnsi="Consolas" w:cs="Times New Roman"/>
+          <w:color w:val="A709F5"/>
+          <w:sz w:val="20"/>
+          <w:szCs w:val="20"/>
+          <w:lang w:val="uk-UA"/>
+        </w:rPr>
+        <w:t>best</w:t>
+      </w:r>
+      <w:proofErr w:type="spellEnd"/>
+      <w:r>
+        <w:rPr>
+          <w:rFonts w:ascii="Consolas" w:eastAsia="Times New Roman" w:hAnsi="Consolas" w:cs="Times New Roman"/>
+          <w:color w:val="A709F5"/>
+          <w:sz w:val="20"/>
+          <w:szCs w:val="20"/>
+          <w:lang w:val="uk-UA"/>
+        </w:rPr>
+        <w:t>'</w:t>
+      </w:r>
+      <w:r>
+        <w:rPr>
+          <w:rFonts w:ascii="Consolas" w:eastAsia="Times New Roman" w:hAnsi="Consolas" w:cs="Times New Roman"/>
+          <w:sz w:val="20"/>
+          <w:szCs w:val="20"/>
+          <w:lang w:val="uk-UA"/>
+        </w:rPr>
+        <w:t>);</w:t>
+      </w:r>
+    </w:p>
+    <w:p>
+      <w:pPr>
+        <w:spacing w:line="240" w:lineRule="auto"/>
+        <w:rPr>
+          <w:rFonts w:ascii="Consolas" w:eastAsia="Times New Roman" w:hAnsi="Consolas" w:cs="Times New Roman"/>
+          <w:sz w:val="20"/>
+          <w:szCs w:val="20"/>
+          <w:lang w:val="uk-UA"/>
+        </w:rPr>
+      </w:pPr>
+      <w:proofErr w:type="spellStart"/>
+      <w:r>
+        <w:rPr>
+          <w:rFonts w:ascii="Consolas" w:eastAsia="Times New Roman" w:hAnsi="Consolas" w:cs="Times New Roman"/>
+          <w:sz w:val="20"/>
+          <w:szCs w:val="20"/>
+          <w:lang w:val="uk-UA"/>
+        </w:rPr>
+        <w:t>grid</w:t>
+      </w:r>
+      <w:proofErr w:type="spellEnd"/>
+      <w:r>
+        <w:rPr>
+          <w:rFonts w:ascii="Consolas" w:eastAsia="Times New Roman" w:hAnsi="Consolas" w:cs="Times New Roman"/>
+          <w:sz w:val="20"/>
+          <w:szCs w:val="20"/>
+          <w:lang w:val="uk-UA"/>
+        </w:rPr>
+        <w:t xml:space="preserve"> </w:t>
+      </w:r>
+      <w:proofErr w:type="spellStart"/>
+      <w:r>
+        <w:rPr>
+          <w:rFonts w:ascii="Consolas" w:eastAsia="Times New Roman" w:hAnsi="Consolas" w:cs="Times New Roman"/>
+          <w:color w:val="A709F5"/>
+          <w:sz w:val="20"/>
+          <w:szCs w:val="20"/>
+          <w:lang w:val="uk-UA"/>
+        </w:rPr>
+        <w:t>on</w:t>
+      </w:r>
+      <w:proofErr w:type="spellEnd"/>
+      <w:r>
+        <w:rPr>
+          <w:rFonts w:ascii="Consolas" w:eastAsia="Times New Roman" w:hAnsi="Consolas" w:cs="Times New Roman"/>
+          <w:sz w:val="20"/>
+          <w:szCs w:val="20"/>
+          <w:lang w:val="uk-UA"/>
+        </w:rPr>
+        <w:t>;</w:t>
+      </w:r>
+    </w:p>
+    <w:p>
+      <w:pPr>
+        <w:spacing w:line="240" w:lineRule="auto"/>
+        <w:rPr>
+          <w:rFonts w:ascii="Consolas" w:eastAsia="Times New Roman" w:hAnsi="Consolas" w:cs="Times New Roman"/>
+          <w:sz w:val="20"/>
+          <w:szCs w:val="20"/>
+          <w:lang w:val="uk-UA"/>
+        </w:rPr>
+      </w:pPr>
+      <w:proofErr w:type="spellStart"/>
+      <w:r>
+        <w:rPr>
+          <w:rFonts w:ascii="Consolas" w:eastAsia="Times New Roman" w:hAnsi="Consolas" w:cs="Times New Roman"/>
+          <w:sz w:val="20"/>
+          <w:szCs w:val="20"/>
+          <w:lang w:val="uk-UA"/>
+        </w:rPr>
+        <w:t>axis</w:t>
+      </w:r>
+      <w:proofErr w:type="spellEnd"/>
+      <w:r>
+        <w:rPr>
+          <w:rFonts w:ascii="Consolas" w:eastAsia="Times New Roman" w:hAnsi="Consolas" w:cs="Times New Roman"/>
+          <w:sz w:val="20"/>
+          <w:szCs w:val="20"/>
+          <w:lang w:val="uk-UA"/>
+        </w:rPr>
+        <w:t xml:space="preserve"> </w:t>
+      </w:r>
+      <w:proofErr w:type="spellStart"/>
+      <w:r>
+        <w:rPr>
+          <w:rFonts w:ascii="Consolas" w:eastAsia="Times New Roman" w:hAnsi="Consolas" w:cs="Times New Roman"/>
+          <w:color w:val="A709F5"/>
+          <w:sz w:val="20"/>
+          <w:szCs w:val="20"/>
+          <w:lang w:val="uk-UA"/>
+        </w:rPr>
+        <w:t>tight</w:t>
+      </w:r>
+      <w:proofErr w:type="spellEnd"/>
+      <w:r>
+        <w:rPr>
+          <w:rFonts w:ascii="Consolas" w:eastAsia="Times New Roman" w:hAnsi="Consolas" w:cs="Times New Roman"/>
+          <w:sz w:val="20"/>
+          <w:szCs w:val="20"/>
+          <w:lang w:val="uk-UA"/>
+        </w:rPr>
+        <w:t xml:space="preserve">; </w:t>
+      </w:r>
+    </w:p>
+    <w:p>
+      <w:pPr>
+        <w:spacing w:line="240" w:lineRule="auto"/>
+        <w:rPr>
+          <w:rFonts w:ascii="Consolas" w:eastAsia="Times New Roman" w:hAnsi="Consolas" w:cs="Times New Roman"/>
+          <w:sz w:val="20"/>
+          <w:szCs w:val="20"/>
+          <w:lang w:val="uk-UA"/>
+        </w:rPr>
+      </w:pPr>
+    </w:p>
+    <w:p>
+      <w:pPr>
+        <w:spacing w:line="240" w:lineRule="auto"/>
+        <w:rPr>
+          <w:rFonts w:ascii="Consolas" w:eastAsia="Times New Roman" w:hAnsi="Consolas" w:cs="Times New Roman"/>
+          <w:sz w:val="20"/>
+          <w:szCs w:val="20"/>
+          <w:lang w:val="uk-UA"/>
+        </w:rPr>
+      </w:pPr>
+      <w:proofErr w:type="spellStart"/>
+      <w:r>
+        <w:rPr>
+          <w:rFonts w:ascii="Consolas" w:eastAsia="Times New Roman" w:hAnsi="Consolas" w:cs="Times New Roman"/>
+          <w:sz w:val="20"/>
+          <w:szCs w:val="20"/>
+          <w:lang w:val="uk-UA"/>
+        </w:rPr>
+        <w:t>disp</w:t>
+      </w:r>
+      <w:proofErr w:type="spellEnd"/>
+      <w:r>
+        <w:rPr>
+          <w:rFonts w:ascii="Consolas" w:eastAsia="Times New Roman" w:hAnsi="Consolas" w:cs="Times New Roman"/>
+          <w:sz w:val="20"/>
+          <w:szCs w:val="20"/>
+          <w:lang w:val="uk-UA"/>
+        </w:rPr>
+        <w:t>(</w:t>
+      </w:r>
+      <w:r>
+        <w:rPr>
+          <w:rFonts w:ascii="Consolas" w:eastAsia="Times New Roman" w:hAnsi="Consolas" w:cs="Times New Roman"/>
+          <w:color w:val="A709F5"/>
+          <w:sz w:val="20"/>
+          <w:szCs w:val="20"/>
+          <w:lang w:val="uk-UA"/>
+        </w:rPr>
+        <w:t>'--- Варіант 1 ---'</w:t>
+      </w:r>
+      <w:r>
+        <w:rPr>
+          <w:rFonts w:ascii="Consolas" w:eastAsia="Times New Roman" w:hAnsi="Consolas" w:cs="Times New Roman"/>
+          <w:sz w:val="20"/>
+          <w:szCs w:val="20"/>
+          <w:lang w:val="uk-UA"/>
+        </w:rPr>
+        <w:t>);</w:t>
+      </w:r>
+    </w:p>
+    <w:p>
+      <w:pPr>
+        <w:spacing w:line="240" w:lineRule="auto"/>
+        <w:rPr>
+          <w:rFonts w:ascii="Consolas" w:eastAsia="Times New Roman" w:hAnsi="Consolas" w:cs="Times New Roman"/>
+          <w:sz w:val="20"/>
+          <w:szCs w:val="20"/>
+          <w:lang w:val="uk-UA"/>
+        </w:rPr>
+      </w:pPr>
+      <w:proofErr w:type="spellStart"/>
+      <w:r>
+        <w:rPr>
+          <w:rFonts w:ascii="Consolas" w:eastAsia="Times New Roman" w:hAnsi="Consolas" w:cs="Times New Roman"/>
+          <w:sz w:val="20"/>
+          <w:szCs w:val="20"/>
+          <w:lang w:val="uk-UA"/>
+        </w:rPr>
+        <w:t>disp</w:t>
+      </w:r>
+      <w:proofErr w:type="spellEnd"/>
+      <w:r>
+        <w:rPr>
+          <w:rFonts w:ascii="Consolas" w:eastAsia="Times New Roman" w:hAnsi="Consolas" w:cs="Times New Roman"/>
+          <w:sz w:val="20"/>
+          <w:szCs w:val="20"/>
+          <w:lang w:val="uk-UA"/>
+        </w:rPr>
+        <w:t>([</w:t>
+      </w:r>
+      <w:r>
+        <w:rPr>
+          <w:rFonts w:ascii="Consolas" w:eastAsia="Times New Roman" w:hAnsi="Consolas" w:cs="Times New Roman"/>
+          <w:color w:val="A709F5"/>
+          <w:sz w:val="20"/>
+          <w:szCs w:val="20"/>
+          <w:lang w:val="uk-UA"/>
+        </w:rPr>
+        <w:t>'k1 = '</w:t>
+      </w:r>
+      <w:r>
+        <w:rPr>
+          <w:rFonts w:ascii="Consolas" w:eastAsia="Times New Roman" w:hAnsi="Consolas" w:cs="Times New Roman"/>
+          <w:sz w:val="20"/>
+          <w:szCs w:val="20"/>
+          <w:lang w:val="uk-UA"/>
+        </w:rPr>
+        <w:t>, num2str(k1)]);</w:t>
+      </w:r>
+    </w:p>
+    <w:p>
+      <w:pPr>
+        <w:spacing w:line="240" w:lineRule="auto"/>
+        <w:rPr>
+          <w:rFonts w:ascii="Consolas" w:eastAsia="Times New Roman" w:hAnsi="Consolas" w:cs="Times New Roman"/>
+          <w:sz w:val="20"/>
+          <w:szCs w:val="20"/>
+          <w:lang w:val="uk-UA"/>
+        </w:rPr>
+      </w:pPr>
+      <w:proofErr w:type="spellStart"/>
+      <w:r>
+        <w:rPr>
+          <w:rFonts w:ascii="Consolas" w:eastAsia="Times New Roman" w:hAnsi="Consolas" w:cs="Times New Roman"/>
+          <w:sz w:val="20"/>
+          <w:szCs w:val="20"/>
+          <w:lang w:val="uk-UA"/>
+        </w:rPr>
+        <w:t>disp</w:t>
+      </w:r>
+      <w:proofErr w:type="spellEnd"/>
+      <w:r>
+        <w:rPr>
+          <w:rFonts w:ascii="Consolas" w:eastAsia="Times New Roman" w:hAnsi="Consolas" w:cs="Times New Roman"/>
+          <w:sz w:val="20"/>
+          <w:szCs w:val="20"/>
+          <w:lang w:val="uk-UA"/>
+        </w:rPr>
+        <w:t>([</w:t>
+      </w:r>
+      <w:r>
+        <w:rPr>
+          <w:rFonts w:ascii="Consolas" w:eastAsia="Times New Roman" w:hAnsi="Consolas" w:cs="Times New Roman"/>
+          <w:color w:val="A709F5"/>
+          <w:sz w:val="20"/>
+          <w:szCs w:val="20"/>
+          <w:lang w:val="uk-UA"/>
+        </w:rPr>
+        <w:t>'k2 = '</w:t>
+      </w:r>
+      <w:r>
+        <w:rPr>
+          <w:rFonts w:ascii="Consolas" w:eastAsia="Times New Roman" w:hAnsi="Consolas" w:cs="Times New Roman"/>
+          <w:sz w:val="20"/>
+          <w:szCs w:val="20"/>
+          <w:lang w:val="uk-UA"/>
+        </w:rPr>
+        <w:t>, num2str(k2)]);</w:t>
+      </w:r>
+    </w:p>
+    <w:p>
+      <w:pPr>
+        <w:spacing w:line="240" w:lineRule="auto"/>
+        <w:rPr>
+          <w:rFonts w:ascii="Consolas" w:eastAsia="Times New Roman" w:hAnsi="Consolas" w:cs="Times New Roman"/>
+          <w:sz w:val="20"/>
+          <w:szCs w:val="20"/>
+          <w:lang w:val="uk-UA"/>
+        </w:rPr>
+      </w:pPr>
+      <w:proofErr w:type="spellStart"/>
+      <w:r>
+        <w:rPr>
+          <w:rFonts w:ascii="Consolas" w:eastAsia="Times New Roman" w:hAnsi="Consolas" w:cs="Times New Roman"/>
+          <w:sz w:val="20"/>
+          <w:szCs w:val="20"/>
+          <w:lang w:val="uk-UA"/>
+        </w:rPr>
+        <w:t>disp</w:t>
+      </w:r>
+      <w:proofErr w:type="spellEnd"/>
+      <w:r>
+        <w:rPr>
+          <w:rFonts w:ascii="Consolas" w:eastAsia="Times New Roman" w:hAnsi="Consolas" w:cs="Times New Roman"/>
+          <w:sz w:val="20"/>
+          <w:szCs w:val="20"/>
+          <w:lang w:val="uk-UA"/>
+        </w:rPr>
+        <w:t>(</w:t>
+      </w:r>
+      <w:r>
+        <w:rPr>
+          <w:rFonts w:ascii="Consolas" w:eastAsia="Times New Roman" w:hAnsi="Consolas" w:cs="Times New Roman"/>
+          <w:color w:val="A709F5"/>
+          <w:sz w:val="20"/>
+          <w:szCs w:val="20"/>
+          <w:lang w:val="uk-UA"/>
+        </w:rPr>
+        <w:t>'Початкові концентрації:'</w:t>
+      </w:r>
+      <w:r>
+        <w:rPr>
+          <w:rFonts w:ascii="Consolas" w:eastAsia="Times New Roman" w:hAnsi="Consolas" w:cs="Times New Roman"/>
+          <w:sz w:val="20"/>
+          <w:szCs w:val="20"/>
+          <w:lang w:val="uk-UA"/>
+        </w:rPr>
+        <w:t>);</w:t>
+      </w:r>
+    </w:p>
+    <w:p>
+      <w:pPr>
+        <w:spacing w:line="240" w:lineRule="auto"/>
+        <w:rPr>
+          <w:rFonts w:ascii="Consolas" w:eastAsia="Times New Roman" w:hAnsi="Consolas" w:cs="Times New Roman"/>
+          <w:sz w:val="20"/>
+          <w:szCs w:val="20"/>
+          <w:lang w:val="uk-UA"/>
+        </w:rPr>
+      </w:pPr>
+      <w:proofErr w:type="spellStart"/>
+      <w:r>
+        <w:rPr>
+          <w:rFonts w:ascii="Consolas" w:eastAsia="Times New Roman" w:hAnsi="Consolas" w:cs="Times New Roman"/>
+          <w:sz w:val="20"/>
+          <w:szCs w:val="20"/>
+          <w:lang w:val="uk-UA"/>
+        </w:rPr>
+        <w:t>disp</w:t>
+      </w:r>
+      <w:proofErr w:type="spellEnd"/>
+      <w:r>
+        <w:rPr>
+          <w:rFonts w:ascii="Consolas" w:eastAsia="Times New Roman" w:hAnsi="Consolas" w:cs="Times New Roman"/>
+          <w:sz w:val="20"/>
+          <w:szCs w:val="20"/>
+          <w:lang w:val="uk-UA"/>
+        </w:rPr>
+        <w:t>([</w:t>
+      </w:r>
+      <w:r>
+        <w:rPr>
+          <w:rFonts w:ascii="Consolas" w:eastAsia="Times New Roman" w:hAnsi="Consolas" w:cs="Times New Roman"/>
+          <w:color w:val="A709F5"/>
+          <w:sz w:val="20"/>
+          <w:szCs w:val="20"/>
+          <w:lang w:val="uk-UA"/>
+        </w:rPr>
+        <w:t>'[A]0 = '</w:t>
+      </w:r>
+      <w:r>
+        <w:rPr>
+          <w:rFonts w:ascii="Consolas" w:eastAsia="Times New Roman" w:hAnsi="Consolas" w:cs="Times New Roman"/>
+          <w:sz w:val="20"/>
+          <w:szCs w:val="20"/>
+          <w:lang w:val="uk-UA"/>
+        </w:rPr>
+        <w:t>, num2str(Y0(1))]);</w:t>
+      </w:r>
+    </w:p>
+    <w:p>
+      <w:pPr>
+        <w:spacing w:line="240" w:lineRule="auto"/>
+        <w:rPr>
+          <w:rFonts w:ascii="Consolas" w:eastAsia="Times New Roman" w:hAnsi="Consolas" w:cs="Times New Roman"/>
+          <w:sz w:val="20"/>
+          <w:szCs w:val="20"/>
+          <w:lang w:val="uk-UA"/>
+        </w:rPr>
+      </w:pPr>
+      <w:proofErr w:type="spellStart"/>
+      <w:r>
+        <w:rPr>
+          <w:rFonts w:ascii="Consolas" w:eastAsia="Times New Roman" w:hAnsi="Consolas" w:cs="Times New Roman"/>
+          <w:sz w:val="20"/>
+          <w:szCs w:val="20"/>
+          <w:lang w:val="uk-UA"/>
+        </w:rPr>
+        <w:t>disp</w:t>
+      </w:r>
+      <w:proofErr w:type="spellEnd"/>
+      <w:r>
+        <w:rPr>
+          <w:rFonts w:ascii="Consolas" w:eastAsia="Times New Roman" w:hAnsi="Consolas" w:cs="Times New Roman"/>
+          <w:sz w:val="20"/>
+          <w:szCs w:val="20"/>
+          <w:lang w:val="uk-UA"/>
+        </w:rPr>
+        <w:t>([</w:t>
+      </w:r>
+      <w:r>
+        <w:rPr>
+          <w:rFonts w:ascii="Consolas" w:eastAsia="Times New Roman" w:hAnsi="Consolas" w:cs="Times New Roman"/>
+          <w:color w:val="A709F5"/>
+          <w:sz w:val="20"/>
+          <w:szCs w:val="20"/>
+          <w:lang w:val="uk-UA"/>
+        </w:rPr>
+        <w:t>'[B]0 = '</w:t>
+      </w:r>
+      <w:r>
+        <w:rPr>
+          <w:rFonts w:ascii="Consolas" w:eastAsia="Times New Roman" w:hAnsi="Consolas" w:cs="Times New Roman"/>
+          <w:sz w:val="20"/>
+          <w:szCs w:val="20"/>
+          <w:lang w:val="uk-UA"/>
+        </w:rPr>
+        <w:t>, num2str(Y0(2))]);</w:t>
+      </w:r>
+    </w:p>
+    <w:p>
+      <w:pPr>
+        <w:spacing w:line="240" w:lineRule="auto"/>
+        <w:rPr>
+          <w:rFonts w:ascii="Consolas" w:eastAsia="Times New Roman" w:hAnsi="Consolas" w:cs="Times New Roman"/>
+          <w:sz w:val="20"/>
+          <w:szCs w:val="20"/>
+          <w:lang w:val="uk-UA"/>
+        </w:rPr>
+      </w:pPr>
+      <w:proofErr w:type="spellStart"/>
+      <w:r>
+        <w:rPr>
+          <w:rFonts w:ascii="Consolas" w:eastAsia="Times New Roman" w:hAnsi="Consolas" w:cs="Times New Roman"/>
+          <w:sz w:val="20"/>
+          <w:szCs w:val="20"/>
+          <w:lang w:val="uk-UA"/>
+        </w:rPr>
+        <w:t>disp</w:t>
+      </w:r>
+      <w:proofErr w:type="spellEnd"/>
+      <w:r>
+        <w:rPr>
+          <w:rFonts w:ascii="Consolas" w:eastAsia="Times New Roman" w:hAnsi="Consolas" w:cs="Times New Roman"/>
+          <w:sz w:val="20"/>
+          <w:szCs w:val="20"/>
+          <w:lang w:val="uk-UA"/>
+        </w:rPr>
+        <w:t>([</w:t>
+      </w:r>
+      <w:r>
+        <w:rPr>
+          <w:rFonts w:ascii="Consolas" w:eastAsia="Times New Roman" w:hAnsi="Consolas" w:cs="Times New Roman"/>
+          <w:color w:val="A709F5"/>
+          <w:sz w:val="20"/>
+          <w:szCs w:val="20"/>
+          <w:lang w:val="uk-UA"/>
+        </w:rPr>
+        <w:t>'[C]0 = '</w:t>
+      </w:r>
+      <w:r>
+        <w:rPr>
+          <w:rFonts w:ascii="Consolas" w:eastAsia="Times New Roman" w:hAnsi="Consolas" w:cs="Times New Roman"/>
+          <w:sz w:val="20"/>
+          <w:szCs w:val="20"/>
+          <w:lang w:val="uk-UA"/>
+        </w:rPr>
+        <w:t>, num2str(Y0(3))]);</w:t>
+      </w:r>
+    </w:p>
+    <w:p>
+      <w:pPr>
+        <w:spacing w:line="240" w:lineRule="auto"/>
+        <w:rPr>
+          <w:rFonts w:ascii="Consolas" w:eastAsia="Times New Roman" w:hAnsi="Consolas" w:cs="Times New Roman"/>
+          <w:sz w:val="20"/>
+          <w:szCs w:val="20"/>
+          <w:lang w:val="uk-UA"/>
+        </w:rPr>
+      </w:pPr>
+      <w:proofErr w:type="spellStart"/>
+      <w:r>
+        <w:rPr>
+          <w:rFonts w:ascii="Consolas" w:eastAsia="Times New Roman" w:hAnsi="Consolas" w:cs="Times New Roman"/>
+          <w:sz w:val="20"/>
+          <w:szCs w:val="20"/>
+          <w:lang w:val="uk-UA"/>
+        </w:rPr>
+        <w:t>disp</w:t>
+      </w:r>
+      <w:proofErr w:type="spellEnd"/>
+      <w:r>
+        <w:rPr>
+          <w:rFonts w:ascii="Consolas" w:eastAsia="Times New Roman" w:hAnsi="Consolas" w:cs="Times New Roman"/>
+          <w:sz w:val="20"/>
+          <w:szCs w:val="20"/>
+          <w:lang w:val="uk-UA"/>
+        </w:rPr>
+        <w:t>([</w:t>
+      </w:r>
+      <w:r>
+        <w:rPr>
+          <w:rFonts w:ascii="Consolas" w:eastAsia="Times New Roman" w:hAnsi="Consolas" w:cs="Times New Roman"/>
+          <w:color w:val="A709F5"/>
+          <w:sz w:val="20"/>
+          <w:szCs w:val="20"/>
+          <w:lang w:val="uk-UA"/>
+        </w:rPr>
+        <w:t>'[D]0 = '</w:t>
+      </w:r>
+      <w:r>
+        <w:rPr>
+          <w:rFonts w:ascii="Consolas" w:eastAsia="Times New Roman" w:hAnsi="Consolas" w:cs="Times New Roman"/>
+          <w:sz w:val="20"/>
+          <w:szCs w:val="20"/>
+          <w:lang w:val="uk-UA"/>
+        </w:rPr>
+        <w:t>, num2str(Y0(4))]);</w:t>
+      </w:r>
     </w:p>
     <w:p>
       <w:pPr>
@@ -323,170 +2630,6 @@
       </w:r>
     </w:p>
     <w:p/>
-    <w:p/>
-    <w:p>
-      <w:pPr>
-        <w:pStyle w:val="3"/>
-        <w:rPr>
-          <w:b/>
-          <w:bCs/>
-        </w:rPr>
-      </w:pPr>
-      <w:r>
-        <w:rPr>
-          <w:b/>
-          <w:bCs/>
-        </w:rPr>
-        <w:t>Завдання 2.</w:t>
-      </w:r>
-    </w:p>
-    <w:p>
-      <w:pPr>
-        <w:pStyle w:val="4"/>
-      </w:pPr>
-      <w:bookmarkStart w:id="8" w:name="_vqe406215xlz" w:colFirst="0" w:colLast="0"/>
-      <w:bookmarkEnd w:id="8"/>
-      <w:r>
-        <w:t>Умова завдання</w:t>
-      </w:r>
-    </w:p>
-    <w:p/>
-    <w:p>
-      <w:pPr>
-        <w:pStyle w:val="4"/>
-      </w:pPr>
-      <w:r>
-        <w:t>Програмна реалізація</w:t>
-      </w:r>
-    </w:p>
-    <w:p/>
-    <w:p>
-      <w:pPr>
-        <w:pStyle w:val="4"/>
-      </w:pPr>
-      <w:bookmarkStart w:id="9" w:name="_uoi7493p9xjj" w:colFirst="0" w:colLast="0"/>
-      <w:bookmarkEnd w:id="9"/>
-      <w:r>
-        <w:t>Результати виконання та їх аналіз</w:t>
-      </w:r>
-    </w:p>
-    <w:p/>
-    <w:p/>
-    <w:p>
-      <w:pPr>
-        <w:pStyle w:val="3"/>
-        <w:rPr>
-          <w:b/>
-          <w:bCs/>
-        </w:rPr>
-      </w:pPr>
-      <w:r>
-        <w:rPr>
-          <w:b/>
-          <w:bCs/>
-        </w:rPr>
-        <w:t>Завдання 3.</w:t>
-      </w:r>
-    </w:p>
-    <w:p>
-      <w:pPr>
-        <w:pStyle w:val="4"/>
-      </w:pPr>
-      <w:bookmarkStart w:id="10" w:name="_55c852ga13p3" w:colFirst="0" w:colLast="0"/>
-      <w:bookmarkEnd w:id="10"/>
-      <w:r>
-        <w:t>Умова завдання</w:t>
-      </w:r>
-    </w:p>
-    <w:p/>
-    <w:p>
-      <w:pPr>
-        <w:pStyle w:val="4"/>
-      </w:pPr>
-      <w:r>
-        <w:lastRenderedPageBreak/>
-        <w:t>Програмна реалізація</w:t>
-      </w:r>
-    </w:p>
-    <w:p/>
-    <w:p>
-      <w:pPr>
-        <w:pStyle w:val="4"/>
-      </w:pPr>
-      <w:bookmarkStart w:id="11" w:name="_6gmh3wgny9fj" w:colFirst="0" w:colLast="0"/>
-      <w:bookmarkEnd w:id="11"/>
-      <w:r>
-        <w:t>Результати виконання та їх аналіз</w:t>
-      </w:r>
-    </w:p>
-    <w:p/>
-    <w:p/>
-    <w:p>
-      <w:pPr>
-        <w:spacing w:line="360" w:lineRule="auto"/>
-        <w:rPr>
-          <w:rFonts w:ascii="Times New Roman" w:hAnsi="Times New Roman" w:cs="Times New Roman"/>
-          <w:sz w:val="28"/>
-          <w:szCs w:val="28"/>
-        </w:rPr>
-      </w:pPr>
-    </w:p>
-    <w:p>
-      <w:pPr>
-        <w:pStyle w:val="3"/>
-        <w:rPr>
-          <w:b/>
-          <w:bCs/>
-        </w:rPr>
-      </w:pPr>
-      <w:bookmarkStart w:id="12" w:name="_kez7zw47g1zx" w:colFirst="0" w:colLast="0"/>
-      <w:bookmarkStart w:id="13" w:name="_3w1q9q4vj0ui" w:colFirst="0" w:colLast="0"/>
-      <w:bookmarkStart w:id="14" w:name="_o8dwy1m9nfjk" w:colFirst="0" w:colLast="0"/>
-      <w:bookmarkStart w:id="15" w:name="_pcef3xu79ukv" w:colFirst="0" w:colLast="0"/>
-      <w:bookmarkEnd w:id="12"/>
-      <w:bookmarkEnd w:id="13"/>
-      <w:bookmarkEnd w:id="14"/>
-      <w:bookmarkEnd w:id="15"/>
-      <w:r>
-        <w:rPr>
-          <w:b/>
-          <w:bCs/>
-        </w:rPr>
-        <w:t>Завдання 4.</w:t>
-      </w:r>
-    </w:p>
-    <w:p>
-      <w:pPr>
-        <w:pStyle w:val="4"/>
-      </w:pPr>
-      <w:bookmarkStart w:id="16" w:name="_8c7vbifojsek" w:colFirst="0" w:colLast="0"/>
-      <w:bookmarkEnd w:id="16"/>
-      <w:r>
-        <w:t>Умова завдання</w:t>
-      </w:r>
-      <w:bookmarkStart w:id="17" w:name="_l2nl53bqnr8r" w:colFirst="0" w:colLast="0"/>
-      <w:bookmarkEnd w:id="17"/>
-    </w:p>
-    <w:p/>
-    <w:p>
-      <w:pPr>
-        <w:pStyle w:val="4"/>
-      </w:pPr>
-      <w:r>
-        <w:t>Програмна реалізація</w:t>
-      </w:r>
-    </w:p>
-    <w:p/>
-    <w:p>
-      <w:pPr>
-        <w:pStyle w:val="4"/>
-      </w:pPr>
-      <w:bookmarkStart w:id="18" w:name="_i1dv18247lxc" w:colFirst="0" w:colLast="0"/>
-      <w:bookmarkEnd w:id="18"/>
-      <w:r>
-        <w:t>Результати виконання та їх аналіз</w:t>
-      </w:r>
-    </w:p>
     <w:p>
       <w:pPr>
         <w:spacing w:line="257" w:lineRule="atLeast"/>
@@ -497,8 +2640,15 @@
           <w:lang w:val="uk-UA"/>
         </w:rPr>
       </w:pPr>
-      <w:bookmarkStart w:id="19" w:name="_5ap502pi7z4t" w:colFirst="0" w:colLast="0"/>
-      <w:bookmarkEnd w:id="19"/>
+      <w:r>
+        <w:rPr>
+          <w:rFonts w:ascii="Consolas" w:eastAsia="Times New Roman" w:hAnsi="Consolas" w:cs="Times New Roman"/>
+          <w:sz w:val="20"/>
+          <w:szCs w:val="20"/>
+          <w:lang w:val="uk-UA"/>
+        </w:rPr>
+        <w:t>k1 = 1.22</w:t>
+      </w:r>
     </w:p>
     <w:p>
       <w:pPr>
@@ -510,288 +2660,116 @@
           <w:lang w:val="uk-UA"/>
         </w:rPr>
       </w:pPr>
-    </w:p>
-    <w:p>
-      <w:pPr>
-        <w:pStyle w:val="3"/>
-        <w:rPr>
-          <w:b/>
-          <w:bCs/>
-        </w:rPr>
-      </w:pPr>
-    </w:p>
-    <w:p>
-      <w:pPr>
-        <w:pStyle w:val="3"/>
-        <w:rPr>
-          <w:b/>
-          <w:bCs/>
-        </w:rPr>
-      </w:pPr>
-      <w:r>
-        <w:rPr>
-          <w:b/>
-          <w:bCs/>
-        </w:rPr>
-        <w:t>Завдання 5.</w:t>
-      </w:r>
-    </w:p>
-    <w:p>
-      <w:pPr>
-        <w:pStyle w:val="4"/>
-      </w:pPr>
-      <w:bookmarkStart w:id="20" w:name="_4q4i60osdvb" w:colFirst="0" w:colLast="0"/>
-      <w:bookmarkEnd w:id="20"/>
-      <w:r>
-        <w:t>Умова завдання</w:t>
-      </w:r>
-    </w:p>
-    <w:p/>
-    <w:p>
-      <w:pPr>
-        <w:pStyle w:val="4"/>
-      </w:pPr>
-      <w:r>
-        <w:t>Програмна реалізація</w:t>
-      </w:r>
-    </w:p>
-    <w:p/>
-    <w:p>
-      <w:pPr>
-        <w:pStyle w:val="4"/>
-      </w:pPr>
-      <w:bookmarkStart w:id="21" w:name="_3sellt10qu7b" w:colFirst="0" w:colLast="0"/>
-      <w:bookmarkEnd w:id="21"/>
-      <w:r>
-        <w:t>Результати виконання та їх аналіз</w:t>
-      </w:r>
-    </w:p>
-    <w:p/>
-    <w:p/>
-    <w:p>
-      <w:pPr>
-        <w:pStyle w:val="3"/>
-        <w:rPr>
-          <w:b/>
-          <w:bCs/>
-        </w:rPr>
-      </w:pPr>
-      <w:bookmarkStart w:id="22" w:name="_vnuh0plx8ufm" w:colFirst="0" w:colLast="0"/>
-      <w:bookmarkEnd w:id="22"/>
-      <w:r>
-        <w:rPr>
-          <w:b/>
-          <w:bCs/>
-        </w:rPr>
-        <w:t>Завдання 6.</w:t>
-      </w:r>
-    </w:p>
-    <w:p>
-      <w:pPr>
-        <w:pStyle w:val="4"/>
-      </w:pPr>
-      <w:bookmarkStart w:id="23" w:name="_j8jpvfu0scim" w:colFirst="0" w:colLast="0"/>
-      <w:bookmarkEnd w:id="23"/>
-      <w:r>
-        <w:t>Умова завдання</w:t>
-      </w:r>
-      <w:bookmarkStart w:id="24" w:name="_yfnt29rl9gfo" w:colFirst="0" w:colLast="0"/>
-      <w:bookmarkEnd w:id="24"/>
-    </w:p>
-    <w:p/>
-    <w:p>
-      <w:pPr>
-        <w:pStyle w:val="4"/>
-      </w:pPr>
-      <w:r>
-        <w:t>Програмна реалізація</w:t>
-      </w:r>
-    </w:p>
-    <w:p/>
-    <w:p>
-      <w:pPr>
-        <w:pStyle w:val="4"/>
-      </w:pPr>
-      <w:bookmarkStart w:id="25" w:name="_qz0wc7fm4h5y" w:colFirst="0" w:colLast="0"/>
-      <w:bookmarkEnd w:id="25"/>
-      <w:r>
-        <w:lastRenderedPageBreak/>
-        <w:t>Результати виконання та їх аналіз</w:t>
-      </w:r>
-      <w:bookmarkStart w:id="26" w:name="_vrh3vidztp7d" w:colFirst="0" w:colLast="0"/>
-      <w:bookmarkEnd w:id="26"/>
-    </w:p>
-    <w:p/>
-    <w:p/>
-    <w:p>
-      <w:pPr>
-        <w:pStyle w:val="3"/>
-        <w:rPr>
-          <w:b/>
-          <w:bCs/>
-        </w:rPr>
-      </w:pPr>
-      <w:r>
-        <w:rPr>
-          <w:b/>
-          <w:bCs/>
-        </w:rPr>
-        <w:t xml:space="preserve">Завдання </w:t>
-      </w:r>
-      <w:r>
-        <w:rPr>
-          <w:b/>
-          <w:bCs/>
-          <w:lang w:val="ru-RU"/>
-        </w:rPr>
-        <w:t>7</w:t>
-      </w:r>
-      <w:r>
-        <w:rPr>
-          <w:b/>
-          <w:bCs/>
-        </w:rPr>
-        <w:t>.</w:t>
-      </w:r>
-    </w:p>
-    <w:p>
-      <w:pPr>
-        <w:pStyle w:val="4"/>
-      </w:pPr>
-      <w:r>
-        <w:t>Умова завдання</w:t>
-      </w:r>
-    </w:p>
-    <w:p/>
-    <w:p>
-      <w:pPr>
-        <w:pStyle w:val="4"/>
-      </w:pPr>
-      <w:r>
-        <w:t>Програмна реалізація</w:t>
-      </w:r>
-    </w:p>
-    <w:p/>
-    <w:p>
-      <w:pPr>
-        <w:pStyle w:val="4"/>
-      </w:pPr>
-      <w:r>
-        <w:t>Результати виконання та їх аналіз</w:t>
-      </w:r>
-    </w:p>
-    <w:p/>
-    <w:p>
-      <w:pPr>
-        <w:pStyle w:val="3"/>
-        <w:rPr>
-          <w:b/>
-          <w:bCs/>
-        </w:rPr>
-      </w:pPr>
-      <w:r>
-        <w:rPr>
-          <w:b/>
-          <w:bCs/>
-        </w:rPr>
-        <w:t xml:space="preserve">Завдання </w:t>
-      </w:r>
-      <w:r>
-        <w:rPr>
-          <w:b/>
-          <w:bCs/>
-          <w:lang w:val="ru-RU"/>
-        </w:rPr>
-        <w:t>8</w:t>
-      </w:r>
-      <w:r>
-        <w:rPr>
-          <w:b/>
-          <w:bCs/>
-        </w:rPr>
-        <w:t>.</w:t>
-      </w:r>
-    </w:p>
-    <w:p>
-      <w:pPr>
-        <w:pStyle w:val="4"/>
-      </w:pPr>
-      <w:r>
-        <w:t>Умова завдання</w:t>
-      </w:r>
-    </w:p>
-    <w:p/>
-    <w:p>
-      <w:pPr>
-        <w:pStyle w:val="4"/>
-      </w:pPr>
-      <w:r>
-        <w:t>Програмна реалізація</w:t>
-      </w:r>
-    </w:p>
-    <w:p/>
-    <w:p>
-      <w:pPr>
-        <w:pStyle w:val="4"/>
-      </w:pPr>
-      <w:r>
-        <w:t>Результати виконання та їх аналіз</w:t>
-      </w:r>
-    </w:p>
-    <w:p/>
-    <w:p>
-      <w:pPr>
-        <w:pStyle w:val="3"/>
-        <w:rPr>
-          <w:b/>
-          <w:bCs/>
-        </w:rPr>
-      </w:pPr>
-    </w:p>
-    <w:p>
-      <w:pPr>
-        <w:pStyle w:val="3"/>
-        <w:rPr>
-          <w:b/>
-          <w:bCs/>
-        </w:rPr>
-      </w:pPr>
-      <w:r>
-        <w:rPr>
-          <w:b/>
-          <w:bCs/>
-        </w:rPr>
-        <w:t>Завдання 9.</w:t>
-      </w:r>
-    </w:p>
-    <w:p>
-      <w:pPr>
-        <w:pStyle w:val="4"/>
-      </w:pPr>
-      <w:r>
-        <w:t>Умова завдання</w:t>
-      </w:r>
-    </w:p>
-    <w:p/>
-    <w:p>
-      <w:pPr>
-        <w:pStyle w:val="4"/>
-      </w:pPr>
-      <w:r>
-        <w:t>Програмна реалізація</w:t>
-      </w:r>
-    </w:p>
-    <w:p/>
-    <w:p>
-      <w:pPr>
-        <w:pStyle w:val="4"/>
-      </w:pPr>
-      <w:r>
-        <w:t>Результати виконання та їх аналіз</w:t>
-      </w:r>
-    </w:p>
-    <w:p/>
-    <w:p/>
+      <w:r>
+        <w:rPr>
+          <w:rFonts w:ascii="Consolas" w:eastAsia="Times New Roman" w:hAnsi="Consolas" w:cs="Times New Roman"/>
+          <w:sz w:val="20"/>
+          <w:szCs w:val="20"/>
+          <w:lang w:val="uk-UA"/>
+        </w:rPr>
+        <w:t>k2 = 0.68</w:t>
+      </w:r>
+    </w:p>
+    <w:p>
+      <w:pPr>
+        <w:spacing w:line="257" w:lineRule="atLeast"/>
+        <w:rPr>
+          <w:rFonts w:ascii="Consolas" w:eastAsia="Times New Roman" w:hAnsi="Consolas" w:cs="Times New Roman"/>
+          <w:sz w:val="20"/>
+          <w:szCs w:val="20"/>
+          <w:lang w:val="uk-UA"/>
+        </w:rPr>
+      </w:pPr>
+      <w:r>
+        <w:rPr>
+          <w:rFonts w:ascii="Consolas" w:eastAsia="Times New Roman" w:hAnsi="Consolas" w:cs="Times New Roman"/>
+          <w:sz w:val="20"/>
+          <w:szCs w:val="20"/>
+          <w:lang w:val="uk-UA"/>
+        </w:rPr>
+        <w:t>Початкові концентрації:</w:t>
+      </w:r>
+    </w:p>
+    <w:p>
+      <w:pPr>
+        <w:spacing w:line="257" w:lineRule="atLeast"/>
+        <w:rPr>
+          <w:rFonts w:ascii="Consolas" w:eastAsia="Times New Roman" w:hAnsi="Consolas" w:cs="Times New Roman"/>
+          <w:sz w:val="20"/>
+          <w:szCs w:val="20"/>
+          <w:lang w:val="uk-UA"/>
+        </w:rPr>
+      </w:pPr>
+      <w:r>
+        <w:rPr>
+          <w:rFonts w:ascii="Consolas" w:eastAsia="Times New Roman" w:hAnsi="Consolas" w:cs="Times New Roman"/>
+          <w:sz w:val="20"/>
+          <w:szCs w:val="20"/>
+          <w:lang w:val="uk-UA"/>
+        </w:rPr>
+        <w:t>[A]0 = 4.5</w:t>
+      </w:r>
+    </w:p>
+    <w:p>
+      <w:pPr>
+        <w:spacing w:line="257" w:lineRule="atLeast"/>
+        <w:rPr>
+          <w:rFonts w:ascii="Consolas" w:eastAsia="Times New Roman" w:hAnsi="Consolas" w:cs="Times New Roman"/>
+          <w:sz w:val="20"/>
+          <w:szCs w:val="20"/>
+          <w:lang w:val="uk-UA"/>
+        </w:rPr>
+      </w:pPr>
+      <w:r>
+        <w:rPr>
+          <w:rFonts w:ascii="Consolas" w:eastAsia="Times New Roman" w:hAnsi="Consolas" w:cs="Times New Roman"/>
+          <w:sz w:val="20"/>
+          <w:szCs w:val="20"/>
+          <w:lang w:val="uk-UA"/>
+        </w:rPr>
+        <w:t>[B]0 = 2.5</w:t>
+      </w:r>
+    </w:p>
+    <w:p>
+      <w:pPr>
+        <w:spacing w:line="257" w:lineRule="atLeast"/>
+        <w:rPr>
+          <w:rFonts w:ascii="Consolas" w:eastAsia="Times New Roman" w:hAnsi="Consolas" w:cs="Times New Roman"/>
+          <w:sz w:val="20"/>
+          <w:szCs w:val="20"/>
+          <w:lang w:val="uk-UA"/>
+        </w:rPr>
+      </w:pPr>
+      <w:r>
+        <w:rPr>
+          <w:rFonts w:ascii="Consolas" w:eastAsia="Times New Roman" w:hAnsi="Consolas" w:cs="Times New Roman"/>
+          <w:sz w:val="20"/>
+          <w:szCs w:val="20"/>
+          <w:lang w:val="uk-UA"/>
+        </w:rPr>
+        <w:t>[C]0 = 0</w:t>
+      </w:r>
+    </w:p>
+    <w:p>
+      <w:pPr>
+        <w:spacing w:line="257" w:lineRule="atLeast"/>
+        <w:rPr>
+          <w:rFonts w:ascii="Consolas" w:eastAsia="Times New Roman" w:hAnsi="Consolas" w:cs="Times New Roman"/>
+          <w:sz w:val="20"/>
+          <w:szCs w:val="20"/>
+          <w:lang w:val="uk-UA"/>
+        </w:rPr>
+      </w:pPr>
+      <w:r>
+        <w:rPr>
+          <w:rFonts w:ascii="Consolas" w:eastAsia="Times New Roman" w:hAnsi="Consolas" w:cs="Times New Roman"/>
+          <w:sz w:val="20"/>
+          <w:szCs w:val="20"/>
+          <w:lang w:val="uk-UA"/>
+        </w:rPr>
+        <w:t>[D]0 = 0</w:t>
+      </w:r>
+    </w:p>
     <w:sectPr>
       <w:pgSz w:w="11909" w:h="16834"/>
       <w:pgMar w:top="1440" w:right="1440" w:bottom="1440" w:left="1440" w:header="720" w:footer="720" w:gutter="0"/>
